--- a/BaoCao_2312590_2312756_2312567.docx
+++ b/BaoCao_2312590_2312756_2312567.docx
@@ -1,6 +1,6 @@
 
 <file path=word/document.xml><?xml version="1.0" encoding="utf-8"?>
-<w:document xmlns:wpc="http://schemas.microsoft.com/office/word/2010/wordprocessingCanvas" xmlns:cx="http://schemas.microsoft.com/office/drawing/2014/chartex" xmlns:cx1="http://schemas.microsoft.com/office/drawing/2015/9/8/chartex" xmlns:cx2="http://schemas.microsoft.com/office/drawing/2015/10/21/chartex" xmlns:cx3="http://schemas.microsoft.com/office/drawing/2016/5/9/chartex" xmlns:cx4="http://schemas.microsoft.com/office/drawing/2016/5/10/chartex" xmlns:cx5="http://schemas.microsoft.com/office/drawing/2016/5/11/chartex" xmlns:cx6="http://schemas.microsoft.com/office/drawing/2016/5/12/chartex" xmlns:cx7="http://schemas.microsoft.com/office/drawing/2016/5/13/chartex" xmlns:cx8="http://schemas.microsoft.com/office/drawing/2016/5/14/chartex" xmlns:mc="http://schemas.openxmlformats.org/markup-compatibility/2006" xmlns:aink="http://schemas.microsoft.com/office/drawing/2016/ink" xmlns:am3d="http://schemas.microsoft.com/office/drawing/2017/model3d" xmlns:o="urn:schemas-microsoft-com:office:office" xmlns:r="http://schemas.openxmlformats.org/officeDocument/2006/relationships" xmlns:m="http://schemas.openxmlformats.org/officeDocument/2006/math" xmlns:v="urn:schemas-microsoft-com:vml" xmlns:wp14="http://schemas.microsoft.com/office/word/2010/wordprocessingDrawing" xmlns:wp="http://schemas.openxmlformats.org/drawingml/2006/wordprocessingDrawing" xmlns:w10="urn:schemas-microsoft-com:office:word" xmlns:w="http://schemas.openxmlformats.org/wordprocessingml/2006/main" xmlns:w14="http://schemas.microsoft.com/office/word/2010/wordml" xmlns:w15="http://schemas.microsoft.com/office/word/2012/wordml" xmlns:w16cid="http://schemas.microsoft.com/office/word/2016/wordml/cid" xmlns:w16se="http://schemas.microsoft.com/office/word/2015/wordml/symex" xmlns:wpg="http://schemas.microsoft.com/office/word/2010/wordprocessingGroup" xmlns:wpi="http://schemas.microsoft.com/office/word/2010/wordprocessingInk" xmlns:wne="http://schemas.microsoft.com/office/word/2006/wordml" xmlns:wps="http://schemas.microsoft.com/office/word/2010/wordprocessingShape" mc:Ignorable="w14 w15 w16se w16cid wp14">
+<w:document xmlns:wpc="http://schemas.microsoft.com/office/word/2010/wordprocessingCanvas" xmlns:cx="http://schemas.microsoft.com/office/drawing/2014/chartex" xmlns:cx1="http://schemas.microsoft.com/office/drawing/2015/9/8/chartex" xmlns:cx2="http://schemas.microsoft.com/office/drawing/2015/10/21/chartex" xmlns:cx3="http://schemas.microsoft.com/office/drawing/2016/5/9/chartex" xmlns:cx4="http://schemas.microsoft.com/office/drawing/2016/5/10/chartex" xmlns:cx5="http://schemas.microsoft.com/office/drawing/2016/5/11/chartex" xmlns:cx6="http://schemas.microsoft.com/office/drawing/2016/5/12/chartex" xmlns:cx7="http://schemas.microsoft.com/office/drawing/2016/5/13/chartex" xmlns:cx8="http://schemas.microsoft.com/office/drawing/2016/5/14/chartex" xmlns:mc="http://schemas.openxmlformats.org/markup-compatibility/2006" xmlns:aink="http://schemas.microsoft.com/office/drawing/2016/ink" xmlns:am3d="http://schemas.microsoft.com/office/drawing/2017/model3d" xmlns:o="urn:schemas-microsoft-com:office:office" xmlns:oel="http://schemas.microsoft.com/office/2019/extlst" xmlns:r="http://schemas.openxmlformats.org/officeDocument/2006/relationships" xmlns:m="http://schemas.openxmlformats.org/officeDocument/2006/math" xmlns:v="urn:schemas-microsoft-com:vml" xmlns:wp14="http://schemas.microsoft.com/office/word/2010/wordprocessingDrawing" xmlns:wp="http://schemas.openxmlformats.org/drawingml/2006/wordprocessingDrawing" xmlns:w10="urn:schemas-microsoft-com:office:word" xmlns:w="http://schemas.openxmlformats.org/wordprocessingml/2006/main" xmlns:w14="http://schemas.microsoft.com/office/word/2010/wordml" xmlns:w15="http://schemas.microsoft.com/office/word/2012/wordml" xmlns:w16cex="http://schemas.microsoft.com/office/word/2018/wordml/cex" xmlns:w16cid="http://schemas.microsoft.com/office/word/2016/wordml/cid" xmlns:w16="http://schemas.microsoft.com/office/word/2018/wordml" xmlns:w16du="http://schemas.microsoft.com/office/word/2023/wordml/word16du" xmlns:w16sdtdh="http://schemas.microsoft.com/office/word/2020/wordml/sdtdatahash" xmlns:w16sdtfl="http://schemas.microsoft.com/office/word/2024/wordml/sdtformatlock" xmlns:w16se="http://schemas.microsoft.com/office/word/2015/wordml/symex" xmlns:wpg="http://schemas.microsoft.com/office/word/2010/wordprocessingGroup" xmlns:wpi="http://schemas.microsoft.com/office/word/2010/wordprocessingInk" xmlns:wne="http://schemas.microsoft.com/office/word/2006/wordml" xmlns:wps="http://schemas.microsoft.com/office/word/2010/wordprocessingShape" mc:Ignorable="w14 w15 w16se w16cid w16 w16cex w16sdtdh w16sdtfl w16du wp14">
   <w:body>
     <w:p>
       <w:pPr>
@@ -730,7 +730,7 @@
     <w:sdt>
       <w:sdtPr>
         <w:rPr>
-          <w:rFonts w:eastAsiaTheme="minorHAnsi" w:cs="Times New Roman"/>
+          <w:rFonts w:asciiTheme="minorHAnsi" w:eastAsiaTheme="minorHAnsi" w:hAnsiTheme="minorHAnsi" w:cs="Times New Roman"/>
           <w:b w:val="0"/>
           <w:kern w:val="2"/>
           <w:sz w:val="26"/>
@@ -784,10 +784,8 @@
             <w:rPr>
               <w:rFonts w:ascii="Times New Roman" w:eastAsiaTheme="minorEastAsia" w:hAnsi="Times New Roman" w:cs="Times New Roman"/>
               <w:noProof/>
-              <w:kern w:val="0"/>
               <w:sz w:val="26"/>
               <w:szCs w:val="26"/>
-              <w14:ligatures w14:val="none"/>
             </w:rPr>
           </w:pPr>
           <w:r>
@@ -814,7 +812,7 @@
             </w:rPr>
             <w:fldChar w:fldCharType="separate"/>
           </w:r>
-          <w:hyperlink w:anchor="_Toc216177899" w:history="1">
+          <w:hyperlink w:anchor="_Toc216209185" w:history="1">
             <w:r>
               <w:rPr>
                 <w:rStyle w:val="Hyperlink"/>
@@ -853,7 +851,7 @@
                 <w:sz w:val="26"/>
                 <w:szCs w:val="26"/>
               </w:rPr>
-              <w:instrText xml:space="preserve"> PAGEREF _Toc216177899 \h </w:instrText>
+              <w:instrText xml:space="preserve"> PAGEREF _Toc216209185 \h </w:instrText>
             </w:r>
             <w:r>
               <w:rPr>
@@ -905,13 +903,11 @@
             <w:rPr>
               <w:rFonts w:ascii="Times New Roman" w:eastAsiaTheme="minorEastAsia" w:hAnsi="Times New Roman" w:cs="Times New Roman"/>
               <w:noProof/>
-              <w:kern w:val="0"/>
               <w:sz w:val="26"/>
               <w:szCs w:val="26"/>
-              <w14:ligatures w14:val="none"/>
             </w:rPr>
           </w:pPr>
-          <w:hyperlink w:anchor="_Toc216177900" w:history="1">
+          <w:hyperlink w:anchor="_Toc216209186" w:history="1">
             <w:r>
               <w:rPr>
                 <w:rStyle w:val="Hyperlink"/>
@@ -950,7 +946,7 @@
                 <w:sz w:val="26"/>
                 <w:szCs w:val="26"/>
               </w:rPr>
-              <w:instrText xml:space="preserve"> PAGEREF _Toc216177900 \h </w:instrText>
+              <w:instrText xml:space="preserve"> PAGEREF _Toc216209186 \h </w:instrText>
             </w:r>
             <w:r>
               <w:rPr>
@@ -999,13 +995,11 @@
             <w:rPr>
               <w:rFonts w:ascii="Times New Roman" w:eastAsiaTheme="minorEastAsia" w:hAnsi="Times New Roman" w:cs="Times New Roman"/>
               <w:noProof/>
-              <w:kern w:val="0"/>
               <w:sz w:val="26"/>
               <w:szCs w:val="26"/>
-              <w14:ligatures w14:val="none"/>
             </w:rPr>
           </w:pPr>
-          <w:hyperlink w:anchor="_Toc216177901" w:history="1">
+          <w:hyperlink w:anchor="_Toc216209187" w:history="1">
             <w:r>
               <w:rPr>
                 <w:rStyle w:val="Hyperlink"/>
@@ -1044,7 +1038,7 @@
                 <w:sz w:val="26"/>
                 <w:szCs w:val="26"/>
               </w:rPr>
-              <w:instrText xml:space="preserve"> PAGEREF _Toc216177901 \h </w:instrText>
+              <w:instrText xml:space="preserve"> PAGEREF _Toc216209187 \h </w:instrText>
             </w:r>
             <w:r>
               <w:rPr>
@@ -1096,13 +1090,11 @@
             <w:rPr>
               <w:rFonts w:ascii="Times New Roman" w:eastAsiaTheme="minorEastAsia" w:hAnsi="Times New Roman" w:cs="Times New Roman"/>
               <w:noProof/>
-              <w:kern w:val="0"/>
               <w:sz w:val="26"/>
               <w:szCs w:val="26"/>
-              <w14:ligatures w14:val="none"/>
             </w:rPr>
           </w:pPr>
-          <w:hyperlink w:anchor="_Toc216177902" w:history="1">
+          <w:hyperlink w:anchor="_Toc216209188" w:history="1">
             <w:r>
               <w:rPr>
                 <w:rStyle w:val="Hyperlink"/>
@@ -1163,7 +1155,7 @@
                 <w:sz w:val="26"/>
                 <w:szCs w:val="26"/>
               </w:rPr>
-              <w:instrText xml:space="preserve"> PAGEREF _Toc216177902 \h </w:instrText>
+              <w:instrText xml:space="preserve"> PAGEREF _Toc216209188 \h </w:instrText>
             </w:r>
             <w:r>
               <w:rPr>
@@ -1215,13 +1207,11 @@
             <w:rPr>
               <w:rFonts w:ascii="Times New Roman" w:eastAsiaTheme="minorEastAsia" w:hAnsi="Times New Roman" w:cs="Times New Roman"/>
               <w:noProof/>
-              <w:kern w:val="0"/>
               <w:sz w:val="26"/>
               <w:szCs w:val="26"/>
-              <w14:ligatures w14:val="none"/>
             </w:rPr>
           </w:pPr>
-          <w:hyperlink w:anchor="_Toc216177903" w:history="1">
+          <w:hyperlink w:anchor="_Toc216209189" w:history="1">
             <w:r>
               <w:rPr>
                 <w:rStyle w:val="Hyperlink"/>
@@ -1282,7 +1272,7 @@
                 <w:sz w:val="26"/>
                 <w:szCs w:val="26"/>
               </w:rPr>
-              <w:instrText xml:space="preserve"> PAGEREF _Toc216177903 \h </w:instrText>
+              <w:instrText xml:space="preserve"> PAGEREF _Toc216209189 \h </w:instrText>
             </w:r>
             <w:r>
               <w:rPr>
@@ -1334,13 +1324,11 @@
             <w:rPr>
               <w:rFonts w:ascii="Times New Roman" w:eastAsiaTheme="minorEastAsia" w:hAnsi="Times New Roman" w:cs="Times New Roman"/>
               <w:noProof/>
-              <w:kern w:val="0"/>
               <w:sz w:val="26"/>
               <w:szCs w:val="26"/>
-              <w14:ligatures w14:val="none"/>
             </w:rPr>
           </w:pPr>
-          <w:hyperlink w:anchor="_Toc216177904" w:history="1">
+          <w:hyperlink w:anchor="_Toc216209190" w:history="1">
             <w:r>
               <w:rPr>
                 <w:rStyle w:val="Hyperlink"/>
@@ -1401,7 +1389,7 @@
                 <w:sz w:val="26"/>
                 <w:szCs w:val="26"/>
               </w:rPr>
-              <w:instrText xml:space="preserve"> PAGEREF _Toc216177904 \h </w:instrText>
+              <w:instrText xml:space="preserve"> PAGEREF _Toc216209190 \h </w:instrText>
             </w:r>
             <w:r>
               <w:rPr>
@@ -1453,13 +1441,11 @@
             <w:rPr>
               <w:rFonts w:ascii="Times New Roman" w:eastAsiaTheme="minorEastAsia" w:hAnsi="Times New Roman" w:cs="Times New Roman"/>
               <w:noProof/>
-              <w:kern w:val="0"/>
               <w:sz w:val="26"/>
               <w:szCs w:val="26"/>
-              <w14:ligatures w14:val="none"/>
             </w:rPr>
           </w:pPr>
-          <w:hyperlink w:anchor="_Toc216177905" w:history="1">
+          <w:hyperlink w:anchor="_Toc216209191" w:history="1">
             <w:r>
               <w:rPr>
                 <w:rStyle w:val="Hyperlink"/>
@@ -1520,7 +1506,7 @@
                 <w:sz w:val="26"/>
                 <w:szCs w:val="26"/>
               </w:rPr>
-              <w:instrText xml:space="preserve"> PAGEREF _Toc216177905 \h </w:instrText>
+              <w:instrText xml:space="preserve"> PAGEREF _Toc216209191 \h </w:instrText>
             </w:r>
             <w:r>
               <w:rPr>
@@ -1572,13 +1558,11 @@
             <w:rPr>
               <w:rFonts w:ascii="Times New Roman" w:eastAsiaTheme="minorEastAsia" w:hAnsi="Times New Roman" w:cs="Times New Roman"/>
               <w:noProof/>
-              <w:kern w:val="0"/>
               <w:sz w:val="26"/>
               <w:szCs w:val="26"/>
-              <w14:ligatures w14:val="none"/>
             </w:rPr>
           </w:pPr>
-          <w:hyperlink w:anchor="_Toc216177906" w:history="1">
+          <w:hyperlink w:anchor="_Toc216209192" w:history="1">
             <w:r>
               <w:rPr>
                 <w:rStyle w:val="Hyperlink"/>
@@ -1639,7 +1623,7 @@
                 <w:sz w:val="26"/>
                 <w:szCs w:val="26"/>
               </w:rPr>
-              <w:instrText xml:space="preserve"> PAGEREF _Toc216177906 \h </w:instrText>
+              <w:instrText xml:space="preserve"> PAGEREF _Toc216209192 \h </w:instrText>
             </w:r>
             <w:r>
               <w:rPr>
@@ -1691,13 +1675,11 @@
             <w:rPr>
               <w:rFonts w:ascii="Times New Roman" w:eastAsiaTheme="minorEastAsia" w:hAnsi="Times New Roman" w:cs="Times New Roman"/>
               <w:noProof/>
-              <w:kern w:val="0"/>
               <w:sz w:val="26"/>
               <w:szCs w:val="26"/>
-              <w14:ligatures w14:val="none"/>
             </w:rPr>
           </w:pPr>
-          <w:hyperlink w:anchor="_Toc216177907" w:history="1">
+          <w:hyperlink w:anchor="_Toc216209193" w:history="1">
             <w:r>
               <w:rPr>
                 <w:rStyle w:val="Hyperlink"/>
@@ -1779,7 +1761,7 @@
                 <w:sz w:val="26"/>
                 <w:szCs w:val="26"/>
               </w:rPr>
-              <w:instrText xml:space="preserve"> PAGEREF _Toc216177907 \h </w:instrText>
+              <w:instrText xml:space="preserve"> PAGEREF _Toc216209193 \h </w:instrText>
             </w:r>
             <w:r>
               <w:rPr>
@@ -1831,13 +1813,11 @@
             <w:rPr>
               <w:rFonts w:ascii="Times New Roman" w:eastAsiaTheme="minorEastAsia" w:hAnsi="Times New Roman" w:cs="Times New Roman"/>
               <w:noProof/>
-              <w:kern w:val="0"/>
               <w:sz w:val="26"/>
               <w:szCs w:val="26"/>
-              <w14:ligatures w14:val="none"/>
             </w:rPr>
           </w:pPr>
-          <w:hyperlink w:anchor="_Toc216177908" w:history="1">
+          <w:hyperlink w:anchor="_Toc216209194" w:history="1">
             <w:r>
               <w:rPr>
                 <w:rStyle w:val="Hyperlink"/>
@@ -1898,7 +1878,7 @@
                 <w:sz w:val="26"/>
                 <w:szCs w:val="26"/>
               </w:rPr>
-              <w:instrText xml:space="preserve"> PAGEREF _Toc216177908 \h </w:instrText>
+              <w:instrText xml:space="preserve"> PAGEREF _Toc216209194 \h </w:instrText>
             </w:r>
             <w:r>
               <w:rPr>
@@ -1950,13 +1930,11 @@
             <w:rPr>
               <w:rFonts w:ascii="Times New Roman" w:eastAsiaTheme="minorEastAsia" w:hAnsi="Times New Roman" w:cs="Times New Roman"/>
               <w:noProof/>
-              <w:kern w:val="0"/>
               <w:sz w:val="26"/>
               <w:szCs w:val="26"/>
-              <w14:ligatures w14:val="none"/>
             </w:rPr>
           </w:pPr>
-          <w:hyperlink w:anchor="_Toc216177909" w:history="1">
+          <w:hyperlink w:anchor="_Toc216209195" w:history="1">
             <w:r>
               <w:rPr>
                 <w:rStyle w:val="Hyperlink"/>
@@ -2031,7 +2009,7 @@
                 <w:sz w:val="26"/>
                 <w:szCs w:val="26"/>
               </w:rPr>
-              <w:instrText xml:space="preserve"> PAGEREF _Toc216177909 \h </w:instrText>
+              <w:instrText xml:space="preserve"> PAGEREF _Toc216209195 \h </w:instrText>
             </w:r>
             <w:r>
               <w:rPr>
@@ -2080,13 +2058,11 @@
             <w:rPr>
               <w:rFonts w:ascii="Times New Roman" w:eastAsiaTheme="minorEastAsia" w:hAnsi="Times New Roman" w:cs="Times New Roman"/>
               <w:noProof/>
-              <w:kern w:val="0"/>
               <w:sz w:val="26"/>
               <w:szCs w:val="26"/>
-              <w14:ligatures w14:val="none"/>
             </w:rPr>
           </w:pPr>
-          <w:hyperlink w:anchor="_Toc216177910" w:history="1">
+          <w:hyperlink w:anchor="_Toc216209196" w:history="1">
             <w:r>
               <w:rPr>
                 <w:rStyle w:val="Hyperlink"/>
@@ -2125,7 +2101,7 @@
                 <w:sz w:val="26"/>
                 <w:szCs w:val="26"/>
               </w:rPr>
-              <w:instrText xml:space="preserve"> PAGEREF _Toc216177910 \h </w:instrText>
+              <w:instrText xml:space="preserve"> PAGEREF _Toc216209196 \h </w:instrText>
             </w:r>
             <w:r>
               <w:rPr>
@@ -2177,13 +2153,11 @@
             <w:rPr>
               <w:rFonts w:ascii="Times New Roman" w:eastAsiaTheme="minorEastAsia" w:hAnsi="Times New Roman" w:cs="Times New Roman"/>
               <w:noProof/>
-              <w:kern w:val="0"/>
               <w:sz w:val="26"/>
               <w:szCs w:val="26"/>
-              <w14:ligatures w14:val="none"/>
             </w:rPr>
           </w:pPr>
-          <w:hyperlink w:anchor="_Toc216177911" w:history="1">
+          <w:hyperlink w:anchor="_Toc216209197" w:history="1">
             <w:r>
               <w:rPr>
                 <w:rStyle w:val="Hyperlink"/>
@@ -2233,7 +2207,7 @@
                 <w:sz w:val="26"/>
                 <w:szCs w:val="26"/>
               </w:rPr>
-              <w:instrText xml:space="preserve"> PAGEREF _Toc216177911 \h </w:instrText>
+              <w:instrText xml:space="preserve"> PAGEREF _Toc216209197 \h </w:instrText>
             </w:r>
             <w:r>
               <w:rPr>
@@ -2285,13 +2259,11 @@
             <w:rPr>
               <w:rFonts w:ascii="Times New Roman" w:eastAsiaTheme="minorEastAsia" w:hAnsi="Times New Roman" w:cs="Times New Roman"/>
               <w:noProof/>
-              <w:kern w:val="0"/>
               <w:sz w:val="26"/>
               <w:szCs w:val="26"/>
-              <w14:ligatures w14:val="none"/>
             </w:rPr>
           </w:pPr>
-          <w:hyperlink w:anchor="_Toc216177912" w:history="1">
+          <w:hyperlink w:anchor="_Toc216209198" w:history="1">
             <w:r>
               <w:rPr>
                 <w:rStyle w:val="Hyperlink"/>
@@ -2331,7 +2303,7 @@
                 <w:sz w:val="26"/>
                 <w:szCs w:val="26"/>
               </w:rPr>
-              <w:instrText xml:space="preserve"> PAGEREF _Toc216177912 \h </w:instrText>
+              <w:instrText xml:space="preserve"> PAGEREF _Toc216209198 \h </w:instrText>
             </w:r>
             <w:r>
               <w:rPr>
@@ -2383,13 +2355,11 @@
             <w:rPr>
               <w:rFonts w:ascii="Times New Roman" w:eastAsiaTheme="minorEastAsia" w:hAnsi="Times New Roman" w:cs="Times New Roman"/>
               <w:noProof/>
-              <w:kern w:val="0"/>
               <w:sz w:val="26"/>
               <w:szCs w:val="26"/>
-              <w14:ligatures w14:val="none"/>
             </w:rPr>
           </w:pPr>
-          <w:hyperlink w:anchor="_Toc216177913" w:history="1">
+          <w:hyperlink w:anchor="_Toc216209199" w:history="1">
             <w:r>
               <w:rPr>
                 <w:rStyle w:val="Hyperlink"/>
@@ -2460,7 +2430,7 @@
                 <w:sz w:val="26"/>
                 <w:szCs w:val="26"/>
               </w:rPr>
-              <w:instrText xml:space="preserve"> PAGEREF _Toc216177913 \h </w:instrText>
+              <w:instrText xml:space="preserve"> PAGEREF _Toc216209199 \h </w:instrText>
             </w:r>
             <w:r>
               <w:rPr>
@@ -2512,13 +2482,11 @@
             <w:rPr>
               <w:rFonts w:ascii="Times New Roman" w:eastAsiaTheme="minorEastAsia" w:hAnsi="Times New Roman" w:cs="Times New Roman"/>
               <w:noProof/>
-              <w:kern w:val="0"/>
               <w:sz w:val="26"/>
               <w:szCs w:val="26"/>
-              <w14:ligatures w14:val="none"/>
             </w:rPr>
           </w:pPr>
-          <w:hyperlink w:anchor="_Toc216177914" w:history="1">
+          <w:hyperlink w:anchor="_Toc216209200" w:history="1">
             <w:r>
               <w:rPr>
                 <w:rStyle w:val="Hyperlink"/>
@@ -2558,7 +2526,7 @@
                 <w:sz w:val="26"/>
                 <w:szCs w:val="26"/>
               </w:rPr>
-              <w:instrText xml:space="preserve"> PAGEREF _Toc216177914 \h </w:instrText>
+              <w:instrText xml:space="preserve"> PAGEREF _Toc216209200 \h </w:instrText>
             </w:r>
             <w:r>
               <w:rPr>
@@ -2607,13 +2575,11 @@
             <w:rPr>
               <w:rFonts w:ascii="Times New Roman" w:eastAsiaTheme="minorEastAsia" w:hAnsi="Times New Roman" w:cs="Times New Roman"/>
               <w:noProof/>
-              <w:kern w:val="0"/>
               <w:sz w:val="26"/>
               <w:szCs w:val="26"/>
-              <w14:ligatures w14:val="none"/>
             </w:rPr>
           </w:pPr>
-          <w:hyperlink w:anchor="_Toc216177915" w:history="1">
+          <w:hyperlink w:anchor="_Toc216209201" w:history="1">
             <w:r>
               <w:rPr>
                 <w:rStyle w:val="Hyperlink"/>
@@ -2652,7 +2618,7 @@
                 <w:sz w:val="26"/>
                 <w:szCs w:val="26"/>
               </w:rPr>
-              <w:instrText xml:space="preserve"> PAGEREF _Toc216177915 \h </w:instrText>
+              <w:instrText xml:space="preserve"> PAGEREF _Toc216209201 \h </w:instrText>
             </w:r>
             <w:r>
               <w:rPr>
@@ -2704,13 +2670,11 @@
             <w:rPr>
               <w:rFonts w:ascii="Times New Roman" w:eastAsiaTheme="minorEastAsia" w:hAnsi="Times New Roman" w:cs="Times New Roman"/>
               <w:noProof/>
-              <w:kern w:val="0"/>
               <w:sz w:val="26"/>
               <w:szCs w:val="26"/>
-              <w14:ligatures w14:val="none"/>
             </w:rPr>
           </w:pPr>
-          <w:hyperlink w:anchor="_Toc216177916" w:history="1">
+          <w:hyperlink w:anchor="_Toc216209202" w:history="1">
             <w:r>
               <w:rPr>
                 <w:rStyle w:val="Hyperlink"/>
@@ -2750,7 +2714,7 @@
                 <w:sz w:val="26"/>
                 <w:szCs w:val="26"/>
               </w:rPr>
-              <w:instrText xml:space="preserve"> PAGEREF _Toc216177916 \h </w:instrText>
+              <w:instrText xml:space="preserve"> PAGEREF _Toc216209202 \h </w:instrText>
             </w:r>
             <w:r>
               <w:rPr>
@@ -2802,13 +2766,11 @@
             <w:rPr>
               <w:rFonts w:ascii="Times New Roman" w:eastAsiaTheme="minorEastAsia" w:hAnsi="Times New Roman" w:cs="Times New Roman"/>
               <w:noProof/>
-              <w:kern w:val="0"/>
               <w:sz w:val="26"/>
               <w:szCs w:val="26"/>
-              <w14:ligatures w14:val="none"/>
             </w:rPr>
           </w:pPr>
-          <w:hyperlink w:anchor="_Toc216177917" w:history="1">
+          <w:hyperlink w:anchor="_Toc216209203" w:history="1">
             <w:r>
               <w:rPr>
                 <w:rStyle w:val="Hyperlink"/>
@@ -2848,7 +2810,7 @@
                 <w:sz w:val="26"/>
                 <w:szCs w:val="26"/>
               </w:rPr>
-              <w:instrText xml:space="preserve"> PAGEREF _Toc216177917 \h </w:instrText>
+              <w:instrText xml:space="preserve"> PAGEREF _Toc216209203 \h </w:instrText>
             </w:r>
             <w:r>
               <w:rPr>
@@ -2900,13 +2862,11 @@
             <w:rPr>
               <w:rFonts w:ascii="Times New Roman" w:eastAsiaTheme="minorEastAsia" w:hAnsi="Times New Roman" w:cs="Times New Roman"/>
               <w:noProof/>
-              <w:kern w:val="0"/>
               <w:sz w:val="26"/>
               <w:szCs w:val="26"/>
-              <w14:ligatures w14:val="none"/>
             </w:rPr>
           </w:pPr>
-          <w:hyperlink w:anchor="_Toc216177918" w:history="1">
+          <w:hyperlink w:anchor="_Toc216209204" w:history="1">
             <w:r>
               <w:rPr>
                 <w:rStyle w:val="Hyperlink"/>
@@ -2946,7 +2906,7 @@
                 <w:sz w:val="26"/>
                 <w:szCs w:val="26"/>
               </w:rPr>
-              <w:instrText xml:space="preserve"> PAGEREF _Toc216177918 \h </w:instrText>
+              <w:instrText xml:space="preserve"> PAGEREF _Toc216209204 \h </w:instrText>
             </w:r>
             <w:r>
               <w:rPr>
@@ -2998,13 +2958,11 @@
             <w:rPr>
               <w:rFonts w:ascii="Times New Roman" w:eastAsiaTheme="minorEastAsia" w:hAnsi="Times New Roman" w:cs="Times New Roman"/>
               <w:noProof/>
-              <w:kern w:val="0"/>
               <w:sz w:val="26"/>
               <w:szCs w:val="26"/>
-              <w14:ligatures w14:val="none"/>
             </w:rPr>
           </w:pPr>
-          <w:hyperlink w:anchor="_Toc216177919" w:history="1">
+          <w:hyperlink w:anchor="_Toc216209205" w:history="1">
             <w:r>
               <w:rPr>
                 <w:rStyle w:val="Hyperlink"/>
@@ -3044,7 +3002,7 @@
                 <w:sz w:val="26"/>
                 <w:szCs w:val="26"/>
               </w:rPr>
-              <w:instrText xml:space="preserve"> PAGEREF _Toc216177919 \h </w:instrText>
+              <w:instrText xml:space="preserve"> PAGEREF _Toc216209205 \h </w:instrText>
             </w:r>
             <w:r>
               <w:rPr>
@@ -3096,13 +3054,11 @@
             <w:rPr>
               <w:rFonts w:ascii="Times New Roman" w:eastAsiaTheme="minorEastAsia" w:hAnsi="Times New Roman" w:cs="Times New Roman"/>
               <w:noProof/>
-              <w:kern w:val="0"/>
               <w:sz w:val="26"/>
               <w:szCs w:val="26"/>
-              <w14:ligatures w14:val="none"/>
             </w:rPr>
           </w:pPr>
-          <w:hyperlink w:anchor="_Toc216177920" w:history="1">
+          <w:hyperlink w:anchor="_Toc216209206" w:history="1">
             <w:r>
               <w:rPr>
                 <w:rStyle w:val="Hyperlink"/>
@@ -3142,7 +3098,7 @@
                 <w:sz w:val="26"/>
                 <w:szCs w:val="26"/>
               </w:rPr>
-              <w:instrText xml:space="preserve"> PAGEREF _Toc216177920 \h </w:instrText>
+              <w:instrText xml:space="preserve"> PAGEREF _Toc216209206 \h </w:instrText>
             </w:r>
             <w:r>
               <w:rPr>
@@ -3194,13 +3150,11 @@
             <w:rPr>
               <w:rFonts w:ascii="Times New Roman" w:eastAsiaTheme="minorEastAsia" w:hAnsi="Times New Roman" w:cs="Times New Roman"/>
               <w:noProof/>
-              <w:kern w:val="0"/>
               <w:sz w:val="26"/>
               <w:szCs w:val="26"/>
-              <w14:ligatures w14:val="none"/>
             </w:rPr>
           </w:pPr>
-          <w:hyperlink w:anchor="_Toc216177921" w:history="1">
+          <w:hyperlink w:anchor="_Toc216209207" w:history="1">
             <w:r>
               <w:rPr>
                 <w:rStyle w:val="Hyperlink"/>
@@ -3240,7 +3194,7 @@
                 <w:sz w:val="26"/>
                 <w:szCs w:val="26"/>
               </w:rPr>
-              <w:instrText xml:space="preserve"> PAGEREF _Toc216177921 \h </w:instrText>
+              <w:instrText xml:space="preserve"> PAGEREF _Toc216209207 \h </w:instrText>
             </w:r>
             <w:r>
               <w:rPr>
@@ -3292,13 +3246,11 @@
             <w:rPr>
               <w:rFonts w:ascii="Times New Roman" w:eastAsiaTheme="minorEastAsia" w:hAnsi="Times New Roman" w:cs="Times New Roman"/>
               <w:noProof/>
-              <w:kern w:val="0"/>
               <w:sz w:val="26"/>
               <w:szCs w:val="26"/>
-              <w14:ligatures w14:val="none"/>
             </w:rPr>
           </w:pPr>
-          <w:hyperlink w:anchor="_Toc216177922" w:history="1">
+          <w:hyperlink w:anchor="_Toc216209208" w:history="1">
             <w:r>
               <w:rPr>
                 <w:rStyle w:val="Hyperlink"/>
@@ -3338,7 +3290,7 @@
                 <w:sz w:val="26"/>
                 <w:szCs w:val="26"/>
               </w:rPr>
-              <w:instrText xml:space="preserve"> PAGEREF _Toc216177922 \h </w:instrText>
+              <w:instrText xml:space="preserve"> PAGEREF _Toc216209208 \h </w:instrText>
             </w:r>
             <w:r>
               <w:rPr>
@@ -3390,13 +3342,11 @@
             <w:rPr>
               <w:rFonts w:ascii="Times New Roman" w:eastAsiaTheme="minorEastAsia" w:hAnsi="Times New Roman" w:cs="Times New Roman"/>
               <w:noProof/>
-              <w:kern w:val="0"/>
               <w:sz w:val="26"/>
               <w:szCs w:val="26"/>
-              <w14:ligatures w14:val="none"/>
             </w:rPr>
           </w:pPr>
-          <w:hyperlink w:anchor="_Toc216177923" w:history="1">
+          <w:hyperlink w:anchor="_Toc216209209" w:history="1">
             <w:r>
               <w:rPr>
                 <w:rStyle w:val="Hyperlink"/>
@@ -3436,7 +3386,7 @@
                 <w:sz w:val="26"/>
                 <w:szCs w:val="26"/>
               </w:rPr>
-              <w:instrText xml:space="preserve"> PAGEREF _Toc216177923 \h </w:instrText>
+              <w:instrText xml:space="preserve"> PAGEREF _Toc216209209 \h </w:instrText>
             </w:r>
             <w:r>
               <w:rPr>
@@ -3488,13 +3438,11 @@
             <w:rPr>
               <w:rFonts w:ascii="Times New Roman" w:eastAsiaTheme="minorEastAsia" w:hAnsi="Times New Roman" w:cs="Times New Roman"/>
               <w:noProof/>
-              <w:kern w:val="0"/>
               <w:sz w:val="26"/>
               <w:szCs w:val="26"/>
-              <w14:ligatures w14:val="none"/>
             </w:rPr>
           </w:pPr>
-          <w:hyperlink w:anchor="_Toc216177924" w:history="1">
+          <w:hyperlink w:anchor="_Toc216209210" w:history="1">
             <w:r>
               <w:rPr>
                 <w:rStyle w:val="Hyperlink"/>
@@ -3534,7 +3482,7 @@
                 <w:sz w:val="26"/>
                 <w:szCs w:val="26"/>
               </w:rPr>
-              <w:instrText xml:space="preserve"> PAGEREF _Toc216177924 \h </w:instrText>
+              <w:instrText xml:space="preserve"> PAGEREF _Toc216209210 \h </w:instrText>
             </w:r>
             <w:r>
               <w:rPr>
@@ -3586,13 +3534,11 @@
             <w:rPr>
               <w:rFonts w:ascii="Times New Roman" w:eastAsiaTheme="minorEastAsia" w:hAnsi="Times New Roman" w:cs="Times New Roman"/>
               <w:noProof/>
-              <w:kern w:val="0"/>
               <w:sz w:val="26"/>
               <w:szCs w:val="26"/>
-              <w14:ligatures w14:val="none"/>
             </w:rPr>
           </w:pPr>
-          <w:hyperlink w:anchor="_Toc216177925" w:history="1">
+          <w:hyperlink w:anchor="_Toc216209211" w:history="1">
             <w:r>
               <w:rPr>
                 <w:rStyle w:val="Hyperlink"/>
@@ -3632,7 +3578,7 @@
                 <w:sz w:val="26"/>
                 <w:szCs w:val="26"/>
               </w:rPr>
-              <w:instrText xml:space="preserve"> PAGEREF _Toc216177925 \h </w:instrText>
+              <w:instrText xml:space="preserve"> PAGEREF _Toc216209211 \h </w:instrText>
             </w:r>
             <w:r>
               <w:rPr>
@@ -3684,13 +3630,11 @@
             <w:rPr>
               <w:rFonts w:ascii="Times New Roman" w:eastAsiaTheme="minorEastAsia" w:hAnsi="Times New Roman" w:cs="Times New Roman"/>
               <w:noProof/>
-              <w:kern w:val="0"/>
               <w:sz w:val="26"/>
               <w:szCs w:val="26"/>
-              <w14:ligatures w14:val="none"/>
             </w:rPr>
           </w:pPr>
-          <w:hyperlink w:anchor="_Toc216177926" w:history="1">
+          <w:hyperlink w:anchor="_Toc216209212" w:history="1">
             <w:r>
               <w:rPr>
                 <w:rStyle w:val="Hyperlink"/>
@@ -3730,7 +3674,7 @@
                 <w:sz w:val="26"/>
                 <w:szCs w:val="26"/>
               </w:rPr>
-              <w:instrText xml:space="preserve"> PAGEREF _Toc216177926 \h </w:instrText>
+              <w:instrText xml:space="preserve"> PAGEREF _Toc216209212 \h </w:instrText>
             </w:r>
             <w:r>
               <w:rPr>
@@ -3782,13 +3726,11 @@
             <w:rPr>
               <w:rFonts w:ascii="Times New Roman" w:eastAsiaTheme="minorEastAsia" w:hAnsi="Times New Roman" w:cs="Times New Roman"/>
               <w:noProof/>
-              <w:kern w:val="0"/>
               <w:sz w:val="26"/>
               <w:szCs w:val="26"/>
-              <w14:ligatures w14:val="none"/>
             </w:rPr>
           </w:pPr>
-          <w:hyperlink w:anchor="_Toc216177927" w:history="1">
+          <w:hyperlink w:anchor="_Toc216209213" w:history="1">
             <w:r>
               <w:rPr>
                 <w:rStyle w:val="Hyperlink"/>
@@ -3828,7 +3770,7 @@
                 <w:sz w:val="26"/>
                 <w:szCs w:val="26"/>
               </w:rPr>
-              <w:instrText xml:space="preserve"> PAGEREF _Toc216177927 \h </w:instrText>
+              <w:instrText xml:space="preserve"> PAGEREF _Toc216209213 \h </w:instrText>
             </w:r>
             <w:r>
               <w:rPr>
@@ -3880,13 +3822,11 @@
             <w:rPr>
               <w:rFonts w:ascii="Times New Roman" w:eastAsiaTheme="minorEastAsia" w:hAnsi="Times New Roman" w:cs="Times New Roman"/>
               <w:noProof/>
-              <w:kern w:val="0"/>
               <w:sz w:val="26"/>
               <w:szCs w:val="26"/>
-              <w14:ligatures w14:val="none"/>
             </w:rPr>
           </w:pPr>
-          <w:hyperlink w:anchor="_Toc216177928" w:history="1">
+          <w:hyperlink w:anchor="_Toc216209214" w:history="1">
             <w:r>
               <w:rPr>
                 <w:rStyle w:val="Hyperlink"/>
@@ -3926,7 +3866,7 @@
                 <w:sz w:val="26"/>
                 <w:szCs w:val="26"/>
               </w:rPr>
-              <w:instrText xml:space="preserve"> PAGEREF _Toc216177928 \h </w:instrText>
+              <w:instrText xml:space="preserve"> PAGEREF _Toc216209214 \h </w:instrText>
             </w:r>
             <w:r>
               <w:rPr>
@@ -3978,13 +3918,11 @@
             <w:rPr>
               <w:rFonts w:ascii="Times New Roman" w:eastAsiaTheme="minorEastAsia" w:hAnsi="Times New Roman" w:cs="Times New Roman"/>
               <w:noProof/>
-              <w:kern w:val="0"/>
               <w:sz w:val="26"/>
               <w:szCs w:val="26"/>
-              <w14:ligatures w14:val="none"/>
             </w:rPr>
           </w:pPr>
-          <w:hyperlink w:anchor="_Toc216177929" w:history="1">
+          <w:hyperlink w:anchor="_Toc216209215" w:history="1">
             <w:r>
               <w:rPr>
                 <w:rStyle w:val="Hyperlink"/>
@@ -4024,7 +3962,7 @@
                 <w:sz w:val="26"/>
                 <w:szCs w:val="26"/>
               </w:rPr>
-              <w:instrText xml:space="preserve"> PAGEREF _Toc216177929 \h </w:instrText>
+              <w:instrText xml:space="preserve"> PAGEREF _Toc216209215 \h </w:instrText>
             </w:r>
             <w:r>
               <w:rPr>
@@ -4076,13 +4014,11 @@
             <w:rPr>
               <w:rFonts w:ascii="Times New Roman" w:eastAsiaTheme="minorEastAsia" w:hAnsi="Times New Roman" w:cs="Times New Roman"/>
               <w:noProof/>
-              <w:kern w:val="0"/>
               <w:sz w:val="26"/>
               <w:szCs w:val="26"/>
-              <w14:ligatures w14:val="none"/>
             </w:rPr>
           </w:pPr>
-          <w:hyperlink w:anchor="_Toc216177930" w:history="1">
+          <w:hyperlink w:anchor="_Toc216209216" w:history="1">
             <w:r>
               <w:rPr>
                 <w:rStyle w:val="Hyperlink"/>
@@ -4122,7 +4058,7 @@
                 <w:sz w:val="26"/>
                 <w:szCs w:val="26"/>
               </w:rPr>
-              <w:instrText xml:space="preserve"> PAGEREF _Toc216177930 \h </w:instrText>
+              <w:instrText xml:space="preserve"> PAGEREF _Toc216209216 \h </w:instrText>
             </w:r>
             <w:r>
               <w:rPr>
@@ -4174,13 +4110,11 @@
             <w:rPr>
               <w:rFonts w:ascii="Times New Roman" w:eastAsiaTheme="minorEastAsia" w:hAnsi="Times New Roman" w:cs="Times New Roman"/>
               <w:noProof/>
-              <w:kern w:val="0"/>
               <w:sz w:val="26"/>
               <w:szCs w:val="26"/>
-              <w14:ligatures w14:val="none"/>
             </w:rPr>
           </w:pPr>
-          <w:hyperlink w:anchor="_Toc216177931" w:history="1">
+          <w:hyperlink w:anchor="_Toc216209217" w:history="1">
             <w:r>
               <w:rPr>
                 <w:rStyle w:val="Hyperlink"/>
@@ -4220,7 +4154,7 @@
                 <w:sz w:val="26"/>
                 <w:szCs w:val="26"/>
               </w:rPr>
-              <w:instrText xml:space="preserve"> PAGEREF _Toc216177931 \h </w:instrText>
+              <w:instrText xml:space="preserve"> PAGEREF _Toc216209217 \h </w:instrText>
             </w:r>
             <w:r>
               <w:rPr>
@@ -4272,13 +4206,11 @@
             <w:rPr>
               <w:rFonts w:ascii="Times New Roman" w:eastAsiaTheme="minorEastAsia" w:hAnsi="Times New Roman" w:cs="Times New Roman"/>
               <w:noProof/>
-              <w:kern w:val="0"/>
               <w:sz w:val="26"/>
               <w:szCs w:val="26"/>
-              <w14:ligatures w14:val="none"/>
             </w:rPr>
           </w:pPr>
-          <w:hyperlink w:anchor="_Toc216177932" w:history="1">
+          <w:hyperlink w:anchor="_Toc216209218" w:history="1">
             <w:r>
               <w:rPr>
                 <w:rStyle w:val="Hyperlink"/>
@@ -4318,7 +4250,7 @@
                 <w:sz w:val="26"/>
                 <w:szCs w:val="26"/>
               </w:rPr>
-              <w:instrText xml:space="preserve"> PAGEREF _Toc216177932 \h </w:instrText>
+              <w:instrText xml:space="preserve"> PAGEREF _Toc216209218 \h </w:instrText>
             </w:r>
             <w:r>
               <w:rPr>
@@ -4370,13 +4302,11 @@
             <w:rPr>
               <w:rFonts w:ascii="Times New Roman" w:eastAsiaTheme="minorEastAsia" w:hAnsi="Times New Roman" w:cs="Times New Roman"/>
               <w:noProof/>
-              <w:kern w:val="0"/>
               <w:sz w:val="26"/>
               <w:szCs w:val="26"/>
-              <w14:ligatures w14:val="none"/>
             </w:rPr>
           </w:pPr>
-          <w:hyperlink w:anchor="_Toc216177933" w:history="1">
+          <w:hyperlink w:anchor="_Toc216209219" w:history="1">
             <w:r>
               <w:rPr>
                 <w:rStyle w:val="Hyperlink"/>
@@ -4416,7 +4346,7 @@
                 <w:sz w:val="26"/>
                 <w:szCs w:val="26"/>
               </w:rPr>
-              <w:instrText xml:space="preserve"> PAGEREF _Toc216177933 \h </w:instrText>
+              <w:instrText xml:space="preserve"> PAGEREF _Toc216209219 \h </w:instrText>
             </w:r>
             <w:r>
               <w:rPr>
@@ -4468,13 +4398,11 @@
             <w:rPr>
               <w:rFonts w:ascii="Times New Roman" w:eastAsiaTheme="minorEastAsia" w:hAnsi="Times New Roman" w:cs="Times New Roman"/>
               <w:noProof/>
-              <w:kern w:val="0"/>
               <w:sz w:val="26"/>
               <w:szCs w:val="26"/>
-              <w14:ligatures w14:val="none"/>
             </w:rPr>
           </w:pPr>
-          <w:hyperlink w:anchor="_Toc216177934" w:history="1">
+          <w:hyperlink w:anchor="_Toc216209220" w:history="1">
             <w:r>
               <w:rPr>
                 <w:rStyle w:val="Hyperlink"/>
@@ -4514,7 +4442,7 @@
                 <w:sz w:val="26"/>
                 <w:szCs w:val="26"/>
               </w:rPr>
-              <w:instrText xml:space="preserve"> PAGEREF _Toc216177934 \h </w:instrText>
+              <w:instrText xml:space="preserve"> PAGEREF _Toc216209220 \h </w:instrText>
             </w:r>
             <w:r>
               <w:rPr>
@@ -4563,13 +4491,11 @@
             <w:rPr>
               <w:rFonts w:ascii="Times New Roman" w:eastAsiaTheme="minorEastAsia" w:hAnsi="Times New Roman" w:cs="Times New Roman"/>
               <w:noProof/>
-              <w:kern w:val="0"/>
               <w:sz w:val="26"/>
               <w:szCs w:val="26"/>
-              <w14:ligatures w14:val="none"/>
             </w:rPr>
           </w:pPr>
-          <w:hyperlink w:anchor="_Toc216177935" w:history="1">
+          <w:hyperlink w:anchor="_Toc216209221" w:history="1">
             <w:r>
               <w:rPr>
                 <w:rStyle w:val="Hyperlink"/>
@@ -4577,9 +4503,19 @@
                 <w:noProof/>
                 <w:sz w:val="26"/>
                 <w:szCs w:val="26"/>
+              </w:rPr>
+              <w:t>CHƯƠNG</w:t>
+            </w:r>
+            <w:r>
+              <w:rPr>
+                <w:rStyle w:val="Hyperlink"/>
+                <w:rFonts w:ascii="Times New Roman" w:hAnsi="Times New Roman" w:cs="Times New Roman"/>
+                <w:noProof/>
+                <w:sz w:val="26"/>
+                <w:szCs w:val="26"/>
                 <w:lang w:val="vi-VN"/>
               </w:rPr>
-              <w:t>CHƯƠNG 4: DEMO</w:t>
+              <w:t xml:space="preserve"> 4: DEMO</w:t>
             </w:r>
             <w:r>
               <w:rPr>
@@ -4609,7 +4545,7 @@
                 <w:sz w:val="26"/>
                 <w:szCs w:val="26"/>
               </w:rPr>
-              <w:instrText xml:space="preserve"> PAGEREF _Toc216177935 \h </w:instrText>
+              <w:instrText xml:space="preserve"> PAGEREF _Toc216209221 \h </w:instrText>
             </w:r>
             <w:r>
               <w:rPr>
@@ -4661,13 +4597,11 @@
             <w:rPr>
               <w:rFonts w:ascii="Times New Roman" w:eastAsiaTheme="minorEastAsia" w:hAnsi="Times New Roman" w:cs="Times New Roman"/>
               <w:noProof/>
-              <w:kern w:val="0"/>
               <w:sz w:val="26"/>
               <w:szCs w:val="26"/>
-              <w14:ligatures w14:val="none"/>
             </w:rPr>
           </w:pPr>
-          <w:hyperlink w:anchor="_Toc216177936" w:history="1">
+          <w:hyperlink w:anchor="_Toc216209222" w:history="1">
             <w:r>
               <w:rPr>
                 <w:rStyle w:val="Hyperlink"/>
@@ -4727,7 +4661,7 @@
                 <w:sz w:val="26"/>
                 <w:szCs w:val="26"/>
               </w:rPr>
-              <w:instrText xml:space="preserve"> PAGEREF _Toc216177936 \h </w:instrText>
+              <w:instrText xml:space="preserve"> PAGEREF _Toc216209222 \h </w:instrText>
             </w:r>
             <w:r>
               <w:rPr>
@@ -4779,13 +4713,11 @@
             <w:rPr>
               <w:rFonts w:ascii="Times New Roman" w:eastAsiaTheme="minorEastAsia" w:hAnsi="Times New Roman" w:cs="Times New Roman"/>
               <w:noProof/>
-              <w:kern w:val="0"/>
               <w:sz w:val="26"/>
               <w:szCs w:val="26"/>
-              <w14:ligatures w14:val="none"/>
             </w:rPr>
           </w:pPr>
-          <w:hyperlink w:anchor="_Toc216177937" w:history="1">
+          <w:hyperlink w:anchor="_Toc216209223" w:history="1">
             <w:r>
               <w:rPr>
                 <w:rStyle w:val="Hyperlink"/>
@@ -4824,7 +4756,7 @@
                 <w:sz w:val="26"/>
                 <w:szCs w:val="26"/>
               </w:rPr>
-              <w:instrText xml:space="preserve"> PAGEREF _Toc216177937 \h </w:instrText>
+              <w:instrText xml:space="preserve"> PAGEREF _Toc216209223 \h </w:instrText>
             </w:r>
             <w:r>
               <w:rPr>
@@ -4876,13 +4808,11 @@
             <w:rPr>
               <w:rFonts w:ascii="Times New Roman" w:eastAsiaTheme="minorEastAsia" w:hAnsi="Times New Roman" w:cs="Times New Roman"/>
               <w:noProof/>
-              <w:kern w:val="0"/>
               <w:sz w:val="26"/>
               <w:szCs w:val="26"/>
-              <w14:ligatures w14:val="none"/>
             </w:rPr>
           </w:pPr>
-          <w:hyperlink w:anchor="_Toc216177938" w:history="1">
+          <w:hyperlink w:anchor="_Toc216209224" w:history="1">
             <w:r>
               <w:rPr>
                 <w:rStyle w:val="Hyperlink"/>
@@ -4891,7 +4821,7 @@
                 <w:sz w:val="26"/>
                 <w:szCs w:val="26"/>
               </w:rPr>
-              <w:t>4.1.2 Gửi tin nhắn trực tiếp giữa các Client:</w:t>
+              <w:t>4.1.2 Gửi tin nhắn, hình ảnh trực tiếp giữa các Client:</w:t>
             </w:r>
             <w:r>
               <w:rPr>
@@ -4921,7 +4851,7 @@
                 <w:sz w:val="26"/>
                 <w:szCs w:val="26"/>
               </w:rPr>
-              <w:instrText xml:space="preserve"> PAGEREF _Toc216177938 \h </w:instrText>
+              <w:instrText xml:space="preserve"> PAGEREF _Toc216209224 \h </w:instrText>
             </w:r>
             <w:r>
               <w:rPr>
@@ -4973,13 +4903,11 @@
             <w:rPr>
               <w:rFonts w:ascii="Times New Roman" w:eastAsiaTheme="minorEastAsia" w:hAnsi="Times New Roman" w:cs="Times New Roman"/>
               <w:noProof/>
-              <w:kern w:val="0"/>
               <w:sz w:val="26"/>
               <w:szCs w:val="26"/>
-              <w14:ligatures w14:val="none"/>
             </w:rPr>
           </w:pPr>
-          <w:hyperlink w:anchor="_Toc216177939" w:history="1">
+          <w:hyperlink w:anchor="_Toc216209225" w:history="1">
             <w:r>
               <w:rPr>
                 <w:rStyle w:val="Hyperlink"/>
@@ -5018,7 +4946,7 @@
                 <w:sz w:val="26"/>
                 <w:szCs w:val="26"/>
               </w:rPr>
-              <w:instrText xml:space="preserve"> PAGEREF _Toc216177939 \h </w:instrText>
+              <w:instrText xml:space="preserve"> PAGEREF _Toc216209225 \h </w:instrText>
             </w:r>
             <w:r>
               <w:rPr>
@@ -5047,7 +4975,7 @@
                 <w:sz w:val="26"/>
                 <w:szCs w:val="26"/>
               </w:rPr>
-              <w:t>21</w:t>
+              <w:t>22</w:t>
             </w:r>
             <w:r>
               <w:rPr>
@@ -5070,13 +4998,11 @@
             <w:rPr>
               <w:rFonts w:ascii="Times New Roman" w:eastAsiaTheme="minorEastAsia" w:hAnsi="Times New Roman" w:cs="Times New Roman"/>
               <w:noProof/>
-              <w:kern w:val="0"/>
               <w:sz w:val="26"/>
               <w:szCs w:val="26"/>
-              <w14:ligatures w14:val="none"/>
             </w:rPr>
           </w:pPr>
-          <w:hyperlink w:anchor="_Toc216177940" w:history="1">
+          <w:hyperlink w:anchor="_Toc216209226" w:history="1">
             <w:r>
               <w:rPr>
                 <w:rStyle w:val="Hyperlink"/>
@@ -5115,7 +5041,7 @@
                 <w:sz w:val="26"/>
                 <w:szCs w:val="26"/>
               </w:rPr>
-              <w:instrText xml:space="preserve"> PAGEREF _Toc216177940 \h </w:instrText>
+              <w:instrText xml:space="preserve"> PAGEREF _Toc216209226 \h </w:instrText>
             </w:r>
             <w:r>
               <w:rPr>
@@ -5144,7 +5070,7 @@
                 <w:sz w:val="26"/>
                 <w:szCs w:val="26"/>
               </w:rPr>
-              <w:t>22</w:t>
+              <w:t>23</w:t>
             </w:r>
             <w:r>
               <w:rPr>
@@ -5167,13 +5093,11 @@
             <w:rPr>
               <w:rFonts w:ascii="Times New Roman" w:eastAsiaTheme="minorEastAsia" w:hAnsi="Times New Roman" w:cs="Times New Roman"/>
               <w:noProof/>
-              <w:kern w:val="0"/>
               <w:sz w:val="26"/>
               <w:szCs w:val="26"/>
-              <w14:ligatures w14:val="none"/>
             </w:rPr>
           </w:pPr>
-          <w:hyperlink w:anchor="_Toc216177941" w:history="1">
+          <w:hyperlink w:anchor="_Toc216209227" w:history="1">
             <w:r>
               <w:rPr>
                 <w:rStyle w:val="Hyperlink"/>
@@ -5212,7 +5136,7 @@
                 <w:sz w:val="26"/>
                 <w:szCs w:val="26"/>
               </w:rPr>
-              <w:instrText xml:space="preserve"> PAGEREF _Toc216177941 \h </w:instrText>
+              <w:instrText xml:space="preserve"> PAGEREF _Toc216209227 \h </w:instrText>
             </w:r>
             <w:r>
               <w:rPr>
@@ -5241,7 +5165,7 @@
                 <w:sz w:val="26"/>
                 <w:szCs w:val="26"/>
               </w:rPr>
-              <w:t>24</w:t>
+              <w:t>25</w:t>
             </w:r>
             <w:r>
               <w:rPr>
@@ -5264,13 +5188,11 @@
             <w:rPr>
               <w:rFonts w:ascii="Times New Roman" w:eastAsiaTheme="minorEastAsia" w:hAnsi="Times New Roman" w:cs="Times New Roman"/>
               <w:noProof/>
-              <w:kern w:val="0"/>
               <w:sz w:val="26"/>
               <w:szCs w:val="26"/>
-              <w14:ligatures w14:val="none"/>
             </w:rPr>
           </w:pPr>
-          <w:hyperlink w:anchor="_Toc216177942" w:history="1">
+          <w:hyperlink w:anchor="_Toc216209228" w:history="1">
             <w:r>
               <w:rPr>
                 <w:rStyle w:val="Hyperlink"/>
@@ -5309,7 +5231,7 @@
                 <w:sz w:val="26"/>
                 <w:szCs w:val="26"/>
               </w:rPr>
-              <w:instrText xml:space="preserve"> PAGEREF _Toc216177942 \h </w:instrText>
+              <w:instrText xml:space="preserve"> PAGEREF _Toc216209228 \h </w:instrText>
             </w:r>
             <w:r>
               <w:rPr>
@@ -5338,7 +5260,7 @@
                 <w:sz w:val="26"/>
                 <w:szCs w:val="26"/>
               </w:rPr>
-              <w:t>25</w:t>
+              <w:t>26</w:t>
             </w:r>
             <w:r>
               <w:rPr>
@@ -5361,13 +5283,11 @@
             <w:rPr>
               <w:rFonts w:ascii="Times New Roman" w:eastAsiaTheme="minorEastAsia" w:hAnsi="Times New Roman" w:cs="Times New Roman"/>
               <w:noProof/>
-              <w:kern w:val="0"/>
               <w:sz w:val="26"/>
               <w:szCs w:val="26"/>
-              <w14:ligatures w14:val="none"/>
             </w:rPr>
           </w:pPr>
-          <w:hyperlink w:anchor="_Toc216177943" w:history="1">
+          <w:hyperlink w:anchor="_Toc216209229" w:history="1">
             <w:r>
               <w:rPr>
                 <w:rStyle w:val="Hyperlink"/>
@@ -5406,7 +5326,7 @@
                 <w:sz w:val="26"/>
                 <w:szCs w:val="26"/>
               </w:rPr>
-              <w:instrText xml:space="preserve"> PAGEREF _Toc216177943 \h </w:instrText>
+              <w:instrText xml:space="preserve"> PAGEREF _Toc216209229 \h </w:instrText>
             </w:r>
             <w:r>
               <w:rPr>
@@ -5435,7 +5355,7 @@
                 <w:sz w:val="26"/>
                 <w:szCs w:val="26"/>
               </w:rPr>
-              <w:t>25</w:t>
+              <w:t>26</w:t>
             </w:r>
             <w:r>
               <w:rPr>
@@ -5458,13 +5378,11 @@
             <w:rPr>
               <w:rFonts w:ascii="Times New Roman" w:eastAsiaTheme="minorEastAsia" w:hAnsi="Times New Roman" w:cs="Times New Roman"/>
               <w:noProof/>
-              <w:kern w:val="0"/>
               <w:sz w:val="26"/>
               <w:szCs w:val="26"/>
-              <w14:ligatures w14:val="none"/>
             </w:rPr>
           </w:pPr>
-          <w:hyperlink w:anchor="_Toc216177944" w:history="1">
+          <w:hyperlink w:anchor="_Toc216209230" w:history="1">
             <w:r>
               <w:rPr>
                 <w:rStyle w:val="Hyperlink"/>
@@ -5503,7 +5421,7 @@
                 <w:sz w:val="26"/>
                 <w:szCs w:val="26"/>
               </w:rPr>
-              <w:instrText xml:space="preserve"> PAGEREF _Toc216177944 \h </w:instrText>
+              <w:instrText xml:space="preserve"> PAGEREF _Toc216209230 \h </w:instrText>
             </w:r>
             <w:r>
               <w:rPr>
@@ -5532,7 +5450,7 @@
                 <w:sz w:val="26"/>
                 <w:szCs w:val="26"/>
               </w:rPr>
-              <w:t>25</w:t>
+              <w:t>26</w:t>
             </w:r>
             <w:r>
               <w:rPr>
@@ -5555,13 +5473,11 @@
             <w:rPr>
               <w:rFonts w:ascii="Times New Roman" w:eastAsiaTheme="minorEastAsia" w:hAnsi="Times New Roman" w:cs="Times New Roman"/>
               <w:noProof/>
-              <w:kern w:val="0"/>
               <w:sz w:val="26"/>
               <w:szCs w:val="26"/>
-              <w14:ligatures w14:val="none"/>
             </w:rPr>
           </w:pPr>
-          <w:hyperlink w:anchor="_Toc216177945" w:history="1">
+          <w:hyperlink w:anchor="_Toc216209231" w:history="1">
             <w:r>
               <w:rPr>
                 <w:rStyle w:val="Hyperlink"/>
@@ -5600,7 +5516,7 @@
                 <w:sz w:val="26"/>
                 <w:szCs w:val="26"/>
               </w:rPr>
-              <w:instrText xml:space="preserve"> PAGEREF _Toc216177945 \h </w:instrText>
+              <w:instrText xml:space="preserve"> PAGEREF _Toc216209231 \h </w:instrText>
             </w:r>
             <w:r>
               <w:rPr>
@@ -5629,7 +5545,7 @@
                 <w:sz w:val="26"/>
                 <w:szCs w:val="26"/>
               </w:rPr>
-              <w:t>26</w:t>
+              <w:t>27</w:t>
             </w:r>
             <w:r>
               <w:rPr>
@@ -5649,13 +5565,11 @@
             <w:rPr>
               <w:rFonts w:ascii="Times New Roman" w:eastAsiaTheme="minorEastAsia" w:hAnsi="Times New Roman" w:cs="Times New Roman"/>
               <w:noProof/>
-              <w:kern w:val="0"/>
               <w:sz w:val="26"/>
               <w:szCs w:val="26"/>
-              <w14:ligatures w14:val="none"/>
             </w:rPr>
           </w:pPr>
-          <w:hyperlink w:anchor="_Toc216177946" w:history="1">
+          <w:hyperlink w:anchor="_Toc216209232" w:history="1">
             <w:r>
               <w:rPr>
                 <w:rStyle w:val="Hyperlink"/>
@@ -5695,7 +5609,7 @@
                 <w:sz w:val="26"/>
                 <w:szCs w:val="26"/>
               </w:rPr>
-              <w:instrText xml:space="preserve"> PAGEREF _Toc216177946 \h </w:instrText>
+              <w:instrText xml:space="preserve"> PAGEREF _Toc216209232 \h </w:instrText>
             </w:r>
             <w:r>
               <w:rPr>
@@ -5724,7 +5638,7 @@
                 <w:sz w:val="26"/>
                 <w:szCs w:val="26"/>
               </w:rPr>
-              <w:t>27</w:t>
+              <w:t>28</w:t>
             </w:r>
             <w:r>
               <w:rPr>
@@ -5747,13 +5661,11 @@
             <w:rPr>
               <w:rFonts w:ascii="Times New Roman" w:eastAsiaTheme="minorEastAsia" w:hAnsi="Times New Roman" w:cs="Times New Roman"/>
               <w:noProof/>
-              <w:kern w:val="0"/>
               <w:sz w:val="26"/>
               <w:szCs w:val="26"/>
-              <w14:ligatures w14:val="none"/>
             </w:rPr>
           </w:pPr>
-          <w:hyperlink w:anchor="_Toc216177947" w:history="1">
+          <w:hyperlink w:anchor="_Toc216209233" w:history="1">
             <w:r>
               <w:rPr>
                 <w:rStyle w:val="Hyperlink"/>
@@ -5792,7 +5704,7 @@
                 <w:sz w:val="26"/>
                 <w:szCs w:val="26"/>
               </w:rPr>
-              <w:instrText xml:space="preserve"> PAGEREF _Toc216177947 \h </w:instrText>
+              <w:instrText xml:space="preserve"> PAGEREF _Toc216209233 \h </w:instrText>
             </w:r>
             <w:r>
               <w:rPr>
@@ -5821,7 +5733,7 @@
                 <w:sz w:val="26"/>
                 <w:szCs w:val="26"/>
               </w:rPr>
-              <w:t>27</w:t>
+              <w:t>28</w:t>
             </w:r>
             <w:r>
               <w:rPr>
@@ -5844,13 +5756,11 @@
             <w:rPr>
               <w:rFonts w:ascii="Times New Roman" w:eastAsiaTheme="minorEastAsia" w:hAnsi="Times New Roman" w:cs="Times New Roman"/>
               <w:noProof/>
-              <w:kern w:val="0"/>
               <w:sz w:val="26"/>
               <w:szCs w:val="26"/>
-              <w14:ligatures w14:val="none"/>
             </w:rPr>
           </w:pPr>
-          <w:hyperlink w:anchor="_Toc216177948" w:history="1">
+          <w:hyperlink w:anchor="_Toc216209234" w:history="1">
             <w:r>
               <w:rPr>
                 <w:rStyle w:val="Hyperlink"/>
@@ -5889,7 +5799,7 @@
                 <w:sz w:val="26"/>
                 <w:szCs w:val="26"/>
               </w:rPr>
-              <w:instrText xml:space="preserve"> PAGEREF _Toc216177948 \h </w:instrText>
+              <w:instrText xml:space="preserve"> PAGEREF _Toc216209234 \h </w:instrText>
             </w:r>
             <w:r>
               <w:rPr>
@@ -5918,7 +5828,7 @@
                 <w:sz w:val="26"/>
                 <w:szCs w:val="26"/>
               </w:rPr>
-              <w:t>27</w:t>
+              <w:t>28</w:t>
             </w:r>
             <w:r>
               <w:rPr>
@@ -5941,13 +5851,11 @@
             <w:rPr>
               <w:rFonts w:ascii="Times New Roman" w:eastAsiaTheme="minorEastAsia" w:hAnsi="Times New Roman" w:cs="Times New Roman"/>
               <w:noProof/>
-              <w:kern w:val="0"/>
               <w:sz w:val="26"/>
               <w:szCs w:val="26"/>
-              <w14:ligatures w14:val="none"/>
             </w:rPr>
           </w:pPr>
-          <w:hyperlink w:anchor="_Toc216177949" w:history="1">
+          <w:hyperlink w:anchor="_Toc216209235" w:history="1">
             <w:r>
               <w:rPr>
                 <w:rStyle w:val="Hyperlink"/>
@@ -5986,7 +5894,7 @@
                 <w:sz w:val="26"/>
                 <w:szCs w:val="26"/>
               </w:rPr>
-              <w:instrText xml:space="preserve"> PAGEREF _Toc216177949 \h </w:instrText>
+              <w:instrText xml:space="preserve"> PAGEREF _Toc216209235 \h </w:instrText>
             </w:r>
             <w:r>
               <w:rPr>
@@ -6015,7 +5923,7 @@
                 <w:sz w:val="26"/>
                 <w:szCs w:val="26"/>
               </w:rPr>
-              <w:t>27</w:t>
+              <w:t>28</w:t>
             </w:r>
             <w:r>
               <w:rPr>
@@ -6038,13 +5946,11 @@
             <w:rPr>
               <w:rFonts w:ascii="Times New Roman" w:eastAsiaTheme="minorEastAsia" w:hAnsi="Times New Roman" w:cs="Times New Roman"/>
               <w:noProof/>
-              <w:kern w:val="0"/>
               <w:sz w:val="26"/>
               <w:szCs w:val="26"/>
-              <w14:ligatures w14:val="none"/>
             </w:rPr>
           </w:pPr>
-          <w:hyperlink w:anchor="_Toc216177950" w:history="1">
+          <w:hyperlink w:anchor="_Toc216209236" w:history="1">
             <w:r>
               <w:rPr>
                 <w:rStyle w:val="Hyperlink"/>
@@ -6083,7 +5989,7 @@
                 <w:sz w:val="26"/>
                 <w:szCs w:val="26"/>
               </w:rPr>
-              <w:instrText xml:space="preserve"> PAGEREF _Toc216177950 \h </w:instrText>
+              <w:instrText xml:space="preserve"> PAGEREF _Toc216209236 \h </w:instrText>
             </w:r>
             <w:r>
               <w:rPr>
@@ -6112,7 +6018,7 @@
                 <w:sz w:val="26"/>
                 <w:szCs w:val="26"/>
               </w:rPr>
-              <w:t>27</w:t>
+              <w:t>28</w:t>
             </w:r>
             <w:r>
               <w:rPr>
@@ -6135,13 +6041,11 @@
             <w:rPr>
               <w:rFonts w:ascii="Times New Roman" w:eastAsiaTheme="minorEastAsia" w:hAnsi="Times New Roman" w:cs="Times New Roman"/>
               <w:noProof/>
-              <w:kern w:val="0"/>
               <w:sz w:val="26"/>
               <w:szCs w:val="26"/>
-              <w14:ligatures w14:val="none"/>
             </w:rPr>
           </w:pPr>
-          <w:hyperlink w:anchor="_Toc216177951" w:history="1">
+          <w:hyperlink w:anchor="_Toc216209237" w:history="1">
             <w:r>
               <w:rPr>
                 <w:rStyle w:val="Hyperlink"/>
@@ -6180,7 +6084,7 @@
                 <w:sz w:val="26"/>
                 <w:szCs w:val="26"/>
               </w:rPr>
-              <w:instrText xml:space="preserve"> PAGEREF _Toc216177951 \h </w:instrText>
+              <w:instrText xml:space="preserve"> PAGEREF _Toc216209237 \h </w:instrText>
             </w:r>
             <w:r>
               <w:rPr>
@@ -6209,7 +6113,7 @@
                 <w:sz w:val="26"/>
                 <w:szCs w:val="26"/>
               </w:rPr>
-              <w:t>27</w:t>
+              <w:t>28</w:t>
             </w:r>
             <w:r>
               <w:rPr>
@@ -6232,13 +6136,11 @@
             <w:rPr>
               <w:rFonts w:ascii="Times New Roman" w:eastAsiaTheme="minorEastAsia" w:hAnsi="Times New Roman" w:cs="Times New Roman"/>
               <w:noProof/>
-              <w:kern w:val="0"/>
               <w:sz w:val="26"/>
               <w:szCs w:val="26"/>
-              <w14:ligatures w14:val="none"/>
             </w:rPr>
           </w:pPr>
-          <w:hyperlink w:anchor="_Toc216177952" w:history="1">
+          <w:hyperlink w:anchor="_Toc216209238" w:history="1">
             <w:r>
               <w:rPr>
                 <w:rStyle w:val="Hyperlink"/>
@@ -6247,7 +6149,7 @@
                 <w:sz w:val="26"/>
                 <w:szCs w:val="26"/>
               </w:rPr>
-              <w:t>6.2.1. Gửi tin nhắn trực tiếp giữa các client</w:t>
+              <w:t>6.2.1. Gửi tin nhắn, hình ảnh trực tiếp giữa các client</w:t>
             </w:r>
             <w:r>
               <w:rPr>
@@ -6277,7 +6179,7 @@
                 <w:sz w:val="26"/>
                 <w:szCs w:val="26"/>
               </w:rPr>
-              <w:instrText xml:space="preserve"> PAGEREF _Toc216177952 \h </w:instrText>
+              <w:instrText xml:space="preserve"> PAGEREF _Toc216209238 \h </w:instrText>
             </w:r>
             <w:r>
               <w:rPr>
@@ -6306,7 +6208,7 @@
                 <w:sz w:val="26"/>
                 <w:szCs w:val="26"/>
               </w:rPr>
-              <w:t>27</w:t>
+              <w:t>28</w:t>
             </w:r>
             <w:r>
               <w:rPr>
@@ -6329,13 +6231,11 @@
             <w:rPr>
               <w:rFonts w:ascii="Times New Roman" w:eastAsiaTheme="minorEastAsia" w:hAnsi="Times New Roman" w:cs="Times New Roman"/>
               <w:noProof/>
-              <w:kern w:val="0"/>
               <w:sz w:val="26"/>
               <w:szCs w:val="26"/>
-              <w14:ligatures w14:val="none"/>
             </w:rPr>
           </w:pPr>
-          <w:hyperlink w:anchor="_Toc216177953" w:history="1">
+          <w:hyperlink w:anchor="_Toc216209239" w:history="1">
             <w:r>
               <w:rPr>
                 <w:rStyle w:val="Hyperlink"/>
@@ -6374,7 +6274,7 @@
                 <w:sz w:val="26"/>
                 <w:szCs w:val="26"/>
               </w:rPr>
-              <w:instrText xml:space="preserve"> PAGEREF _Toc216177953 \h </w:instrText>
+              <w:instrText xml:space="preserve"> PAGEREF _Toc216209239 \h </w:instrText>
             </w:r>
             <w:r>
               <w:rPr>
@@ -6403,7 +6303,7 @@
                 <w:sz w:val="26"/>
                 <w:szCs w:val="26"/>
               </w:rPr>
-              <w:t>28</w:t>
+              <w:t>29</w:t>
             </w:r>
             <w:r>
               <w:rPr>
@@ -6426,13 +6326,11 @@
             <w:rPr>
               <w:rFonts w:ascii="Times New Roman" w:eastAsiaTheme="minorEastAsia" w:hAnsi="Times New Roman" w:cs="Times New Roman"/>
               <w:noProof/>
-              <w:kern w:val="0"/>
               <w:sz w:val="26"/>
               <w:szCs w:val="26"/>
-              <w14:ligatures w14:val="none"/>
             </w:rPr>
           </w:pPr>
-          <w:hyperlink w:anchor="_Toc216177954" w:history="1">
+          <w:hyperlink w:anchor="_Toc216209240" w:history="1">
             <w:r>
               <w:rPr>
                 <w:rStyle w:val="Hyperlink"/>
@@ -6471,7 +6369,7 @@
                 <w:sz w:val="26"/>
                 <w:szCs w:val="26"/>
               </w:rPr>
-              <w:instrText xml:space="preserve"> PAGEREF _Toc216177954 \h </w:instrText>
+              <w:instrText xml:space="preserve"> PAGEREF _Toc216209240 \h </w:instrText>
             </w:r>
             <w:r>
               <w:rPr>
@@ -6500,7 +6398,7 @@
                 <w:sz w:val="26"/>
                 <w:szCs w:val="26"/>
               </w:rPr>
-              <w:t>28</w:t>
+              <w:t>29</w:t>
             </w:r>
             <w:r>
               <w:rPr>
@@ -6523,13 +6421,11 @@
             <w:rPr>
               <w:rFonts w:ascii="Times New Roman" w:eastAsiaTheme="minorEastAsia" w:hAnsi="Times New Roman" w:cs="Times New Roman"/>
               <w:noProof/>
-              <w:kern w:val="0"/>
               <w:sz w:val="26"/>
               <w:szCs w:val="26"/>
-              <w14:ligatures w14:val="none"/>
             </w:rPr>
           </w:pPr>
-          <w:hyperlink w:anchor="_Toc216177955" w:history="1">
+          <w:hyperlink w:anchor="_Toc216209241" w:history="1">
             <w:r>
               <w:rPr>
                 <w:rStyle w:val="Hyperlink"/>
@@ -6568,7 +6464,7 @@
                 <w:sz w:val="26"/>
                 <w:szCs w:val="26"/>
               </w:rPr>
-              <w:instrText xml:space="preserve"> PAGEREF _Toc216177955 \h </w:instrText>
+              <w:instrText xml:space="preserve"> PAGEREF _Toc216209241 \h </w:instrText>
             </w:r>
             <w:r>
               <w:rPr>
@@ -6597,7 +6493,7 @@
                 <w:sz w:val="26"/>
                 <w:szCs w:val="26"/>
               </w:rPr>
-              <w:t>28</w:t>
+              <w:t>29</w:t>
             </w:r>
             <w:r>
               <w:rPr>
@@ -6617,13 +6513,11 @@
             <w:rPr>
               <w:rFonts w:ascii="Times New Roman" w:eastAsiaTheme="minorEastAsia" w:hAnsi="Times New Roman" w:cs="Times New Roman"/>
               <w:noProof/>
-              <w:kern w:val="0"/>
               <w:sz w:val="26"/>
               <w:szCs w:val="26"/>
-              <w14:ligatures w14:val="none"/>
             </w:rPr>
           </w:pPr>
-          <w:hyperlink w:anchor="_Toc216177956" w:history="1">
+          <w:hyperlink w:anchor="_Toc216209242" w:history="1">
             <w:r>
               <w:rPr>
                 <w:rStyle w:val="Hyperlink"/>
@@ -6662,7 +6556,7 @@
                 <w:sz w:val="26"/>
                 <w:szCs w:val="26"/>
               </w:rPr>
-              <w:instrText xml:space="preserve"> PAGEREF _Toc216177956 \h </w:instrText>
+              <w:instrText xml:space="preserve"> PAGEREF _Toc216209242 \h </w:instrText>
             </w:r>
             <w:r>
               <w:rPr>
@@ -6691,7 +6585,7 @@
                 <w:sz w:val="26"/>
                 <w:szCs w:val="26"/>
               </w:rPr>
-              <w:t>29</w:t>
+              <w:t>30</w:t>
             </w:r>
             <w:r>
               <w:rPr>
@@ -7707,7 +7601,28 @@
             <w:szCs w:val="26"/>
             <w:lang w:val="vi-VN"/>
           </w:rPr>
-          <w:t xml:space="preserve"> Hình ảnh gửi tin nhắn giữa client - client</w:t>
+          <w:t xml:space="preserve"> Hình ảnh gửi tin nhắn</w:t>
+        </w:r>
+        <w:r>
+          <w:rPr>
+            <w:rStyle w:val="Hyperlink"/>
+            <w:rFonts w:ascii="Times New Roman" w:hAnsi="Times New Roman" w:cs="Times New Roman"/>
+            <w:noProof/>
+            <w:sz w:val="26"/>
+            <w:szCs w:val="26"/>
+          </w:rPr>
+          <w:t>, hình ảnh</w:t>
+        </w:r>
+        <w:r>
+          <w:rPr>
+            <w:rStyle w:val="Hyperlink"/>
+            <w:rFonts w:ascii="Times New Roman" w:hAnsi="Times New Roman" w:cs="Times New Roman"/>
+            <w:noProof/>
+            <w:sz w:val="26"/>
+            <w:szCs w:val="26"/>
+            <w:lang w:val="vi-VN"/>
+          </w:rPr>
+          <w:t xml:space="preserve"> giữa client - client</w:t>
         </w:r>
         <w:r>
           <w:rPr>
@@ -7766,7 +7681,7 @@
             <w:sz w:val="26"/>
             <w:szCs w:val="26"/>
           </w:rPr>
-          <w:t>21</w:t>
+          <w:t>22</w:t>
         </w:r>
         <w:r>
           <w:rPr>
@@ -7886,7 +7801,7 @@
             <w:sz w:val="26"/>
             <w:szCs w:val="26"/>
           </w:rPr>
-          <w:t>22</w:t>
+          <w:t>23</w:t>
         </w:r>
         <w:r>
           <w:rPr>
@@ -8006,7 +7921,7 @@
             <w:sz w:val="26"/>
             <w:szCs w:val="26"/>
           </w:rPr>
-          <w:t>23</w:t>
+          <w:t>24</w:t>
         </w:r>
         <w:r>
           <w:rPr>
@@ -8126,7 +8041,7 @@
             <w:sz w:val="26"/>
             <w:szCs w:val="26"/>
           </w:rPr>
-          <w:t>24</w:t>
+          <w:t>25</w:t>
         </w:r>
         <w:r>
           <w:rPr>
@@ -8246,7 +8161,7 @@
             <w:sz w:val="26"/>
             <w:szCs w:val="26"/>
           </w:rPr>
-          <w:t>24</w:t>
+          <w:t>25</w:t>
         </w:r>
         <w:r>
           <w:rPr>
@@ -8366,7 +8281,7 @@
             <w:sz w:val="26"/>
             <w:szCs w:val="26"/>
           </w:rPr>
-          <w:t>25</w:t>
+          <w:t>26</w:t>
         </w:r>
         <w:r>
           <w:rPr>
@@ -8486,7 +8401,7 @@
             <w:sz w:val="26"/>
             <w:szCs w:val="26"/>
           </w:rPr>
-          <w:t>26</w:t>
+          <w:t>27</w:t>
         </w:r>
         <w:r>
           <w:rPr>
@@ -8503,6 +8418,195 @@
     <w:p>
       <w:pPr>
         <w:spacing w:line="360" w:lineRule="auto"/>
+        <w:rPr>
+          <w:rFonts w:ascii="Times New Roman" w:hAnsi="Times New Roman" w:cs="Times New Roman"/>
+          <w:sz w:val="26"/>
+          <w:szCs w:val="26"/>
+        </w:rPr>
+      </w:pPr>
+      <w:r>
+        <w:rPr>
+          <w:rFonts w:ascii="Times New Roman" w:hAnsi="Times New Roman" w:cs="Times New Roman"/>
+          <w:sz w:val="26"/>
+          <w:szCs w:val="26"/>
+        </w:rPr>
+        <w:fldChar w:fldCharType="end"/>
+      </w:r>
+    </w:p>
+    <w:p>
+      <w:pPr>
+        <w:rPr>
+          <w:rFonts w:ascii="Times New Roman" w:hAnsi="Times New Roman" w:cs="Times New Roman"/>
+          <w:sz w:val="26"/>
+          <w:szCs w:val="26"/>
+        </w:rPr>
+      </w:pPr>
+      <w:r>
+        <w:rPr>
+          <w:rFonts w:ascii="Times New Roman" w:hAnsi="Times New Roman" w:cs="Times New Roman"/>
+          <w:sz w:val="26"/>
+          <w:szCs w:val="26"/>
+        </w:rPr>
+        <w:br w:type="page"/>
+      </w:r>
+    </w:p>
+    <w:p>
+      <w:pPr>
+        <w:spacing w:after="0" w:line="360" w:lineRule="auto"/>
+        <w:jc w:val="center"/>
+        <w:rPr>
+          <w:rFonts w:ascii="Times New Roman" w:hAnsi="Times New Roman" w:cs="Times New Roman"/>
+          <w:b/>
+          <w:noProof/>
+          <w:color w:val="000000" w:themeColor="text1"/>
+          <w:sz w:val="28"/>
+          <w:szCs w:val="28"/>
+          <w:lang w:val="vi-VN"/>
+        </w:rPr>
+      </w:pPr>
+      <w:r>
+        <w:rPr>
+          <w:rFonts w:ascii="Times New Roman" w:hAnsi="Times New Roman" w:cs="Times New Roman"/>
+          <w:b/>
+          <w:noProof/>
+          <w:color w:val="000000" w:themeColor="text1"/>
+          <w:sz w:val="28"/>
+          <w:szCs w:val="28"/>
+          <w:lang w:val="vi-VN"/>
+        </w:rPr>
+        <w:lastRenderedPageBreak/>
+        <w:t>NHẬN XÉT CỦA GIÁO VIÊN HƯỚNG DẪN</w:t>
+      </w:r>
+    </w:p>
+    <w:p>
+      <w:pPr>
+        <w:spacing w:after="0" w:line="360" w:lineRule="auto"/>
+        <w:jc w:val="center"/>
+        <w:rPr>
+          <w:rFonts w:ascii="Times New Roman" w:hAnsi="Times New Roman" w:cs="Times New Roman"/>
+          <w:noProof/>
+          <w:color w:val="000000" w:themeColor="text1"/>
+          <w:sz w:val="28"/>
+          <w:szCs w:val="28"/>
+          <w:lang w:val="vi-VN"/>
+        </w:rPr>
+      </w:pPr>
+      <w:r>
+        <w:rPr>
+          <w:rFonts w:ascii="Times New Roman" w:hAnsi="Times New Roman" w:cs="Times New Roman"/>
+          <w:noProof/>
+          <w:color w:val="000000" w:themeColor="text1"/>
+          <w:sz w:val="28"/>
+          <w:szCs w:val="28"/>
+          <w:lang w:val="vi-VN"/>
+        </w:rPr>
+        <w:t xml:space="preserve">……………………………………………………………………………… ……………………………………………………………………………… ……………………………………………………………………………… ……………………………………………………………………………… ……………………………………………………………………………… ……………………………………………………………………………… ……………………………………………………………………………… ……………………………………………………………………………… ………………………………………………………………………………   ……………………………………………………………………………… ……………………………………………………………………………… ……………………………………………………………………………… ……………………………………………………………………………… ……………………………………………………………………………… ……………………………………………………………………………… ……………………………………………………………………………… ……………………………………………………………………………… ……………………………………………………………………………… ……………………………………………………………………………… ………………………………………………………………………………   ………………………………………………………………………………   </w:t>
+      </w:r>
+    </w:p>
+    <w:p>
+      <w:pPr>
+        <w:tabs>
+          <w:tab w:val="left" w:pos="3477"/>
+        </w:tabs>
+        <w:spacing w:after="0" w:line="360" w:lineRule="auto"/>
+        <w:jc w:val="center"/>
+        <w:rPr>
+          <w:rFonts w:ascii="Times New Roman" w:hAnsi="Times New Roman" w:cs="Times New Roman"/>
+          <w:noProof/>
+          <w:color w:val="000000" w:themeColor="text1"/>
+          <w:sz w:val="28"/>
+          <w:szCs w:val="28"/>
+          <w:lang w:val="vi-VN"/>
+        </w:rPr>
+      </w:pPr>
+      <w:r>
+        <w:rPr>
+          <w:rFonts w:ascii="Times New Roman" w:hAnsi="Times New Roman" w:cs="Times New Roman"/>
+          <w:noProof/>
+          <w:color w:val="000000" w:themeColor="text1"/>
+          <w:sz w:val="28"/>
+          <w:szCs w:val="28"/>
+          <w:lang w:val="vi-VN"/>
+        </w:rPr>
+        <w:tab/>
+        <w:t xml:space="preserve">Lâm Đồng, ngày ….. tháng …… năm …… </w:t>
+      </w:r>
+    </w:p>
+    <w:p>
+      <w:pPr>
+        <w:tabs>
+          <w:tab w:val="left" w:pos="3052"/>
+        </w:tabs>
+        <w:spacing w:after="0" w:line="360" w:lineRule="auto"/>
+        <w:jc w:val="center"/>
+        <w:rPr>
+          <w:rFonts w:ascii="Times New Roman" w:hAnsi="Times New Roman" w:cs="Times New Roman"/>
+          <w:noProof/>
+          <w:color w:val="000000" w:themeColor="text1"/>
+          <w:sz w:val="28"/>
+          <w:szCs w:val="28"/>
+          <w:lang w:val="vi-VN"/>
+        </w:rPr>
+      </w:pPr>
+      <w:r>
+        <w:rPr>
+          <w:rFonts w:ascii="Times New Roman" w:hAnsi="Times New Roman" w:cs="Times New Roman"/>
+          <w:noProof/>
+          <w:color w:val="000000" w:themeColor="text1"/>
+          <w:sz w:val="28"/>
+          <w:szCs w:val="28"/>
+          <w:lang w:val="vi-VN"/>
+        </w:rPr>
+        <w:tab/>
+        <w:t xml:space="preserve">Giáo viên hướng dẫn </w:t>
+      </w:r>
+    </w:p>
+    <w:p>
+      <w:pPr>
+        <w:tabs>
+          <w:tab w:val="left" w:pos="2910"/>
+        </w:tabs>
+        <w:spacing w:after="0" w:line="360" w:lineRule="auto"/>
+        <w:jc w:val="center"/>
+        <w:rPr>
+          <w:rFonts w:ascii="Times New Roman" w:hAnsi="Times New Roman" w:cs="Times New Roman"/>
+          <w:b/>
+          <w:noProof/>
+          <w:color w:val="000000" w:themeColor="text1"/>
+          <w:sz w:val="28"/>
+          <w:szCs w:val="28"/>
+          <w:lang w:val="vi-VN"/>
+        </w:rPr>
+      </w:pPr>
+      <w:r>
+        <w:rPr>
+          <w:rFonts w:ascii="Times New Roman" w:hAnsi="Times New Roman" w:cs="Times New Roman"/>
+          <w:noProof/>
+          <w:color w:val="000000" w:themeColor="text1"/>
+          <w:sz w:val="28"/>
+          <w:szCs w:val="28"/>
+          <w:lang w:val="vi-VN"/>
+        </w:rPr>
+        <w:tab/>
+        <w:t>[Ký tên và ghi rõ họ tên]</w:t>
+      </w:r>
+    </w:p>
+    <w:p>
+      <w:pPr>
+        <w:rPr>
+          <w:rFonts w:ascii="Times New Roman" w:hAnsi="Times New Roman" w:cs="Times New Roman"/>
+        </w:rPr>
+      </w:pPr>
+      <w:r>
+        <w:rPr>
+          <w:rFonts w:ascii="Times New Roman" w:hAnsi="Times New Roman" w:cs="Times New Roman"/>
+        </w:rPr>
+        <w:br w:type="page"/>
+      </w:r>
+    </w:p>
+    <w:p>
+      <w:pPr>
+        <w:spacing w:line="360" w:lineRule="auto"/>
         <w:sectPr>
           <w:footerReference w:type="default" r:id="rId10"/>
           <w:pgSz w:w="11906" w:h="16838" w:code="9"/>
@@ -8512,14 +8616,6 @@
           <w:docGrid w:linePitch="360"/>
         </w:sectPr>
       </w:pPr>
-      <w:r>
-        <w:rPr>
-          <w:rFonts w:ascii="Times New Roman" w:hAnsi="Times New Roman" w:cs="Times New Roman"/>
-          <w:sz w:val="26"/>
-          <w:szCs w:val="26"/>
-        </w:rPr>
-        <w:fldChar w:fldCharType="end"/>
-      </w:r>
     </w:p>
     <w:p>
       <w:pPr>
@@ -8529,7 +8625,7 @@
           <w:numId w:val="0"/>
         </w:numPr>
       </w:pPr>
-      <w:bookmarkStart w:id="2" w:name="_Toc216177899"/>
+      <w:bookmarkStart w:id="2" w:name="_Toc216209185"/>
       <w:r>
         <w:lastRenderedPageBreak/>
         <w:t>MỞ ĐẦU</w:t>
@@ -8546,7 +8642,7 @@
           <w:numId w:val="0"/>
         </w:numPr>
       </w:pPr>
-      <w:bookmarkStart w:id="3" w:name="_Toc216177900"/>
+      <w:bookmarkStart w:id="3" w:name="_Toc216209186"/>
       <w:r>
         <w:t>Giới thiệu đề tài :</w:t>
       </w:r>
@@ -8772,7 +8868,7 @@
           <w:numId w:val="0"/>
         </w:numPr>
       </w:pPr>
-      <w:bookmarkStart w:id="4" w:name="_Toc216177901"/>
+      <w:bookmarkStart w:id="4" w:name="_Toc216209187"/>
       <w:r>
         <w:lastRenderedPageBreak/>
         <w:t xml:space="preserve">CHƯƠNG 1: MÔ HÌNH HOẠT ĐỘNG </w:t>
@@ -8793,7 +8889,7 @@
           <w:lang w:val="vi-VN"/>
         </w:rPr>
       </w:pPr>
-      <w:bookmarkStart w:id="5" w:name="_Toc216177902"/>
+      <w:bookmarkStart w:id="5" w:name="_Toc216209188"/>
       <w:r>
         <w:rPr>
           <w:lang w:val="vi-VN"/>
@@ -8852,7 +8948,7 @@
           <w:lang w:val="vi-VN"/>
         </w:rPr>
       </w:pPr>
-      <w:bookmarkStart w:id="6" w:name="_Toc216177903"/>
+      <w:bookmarkStart w:id="6" w:name="_Toc216209189"/>
       <w:r>
         <w:rPr>
           <w:lang w:val="vi-VN"/>
@@ -8911,7 +9007,7 @@
           <w:lang w:val="vi-VN"/>
         </w:rPr>
       </w:pPr>
-      <w:bookmarkStart w:id="7" w:name="_Toc216177904"/>
+      <w:bookmarkStart w:id="7" w:name="_Toc216209190"/>
       <w:r>
         <w:rPr>
           <w:lang w:val="vi-VN"/>
@@ -8970,7 +9066,7 @@
           <w:lang w:val="vi-VN"/>
         </w:rPr>
       </w:pPr>
-      <w:bookmarkStart w:id="8" w:name="_Toc216177905"/>
+      <w:bookmarkStart w:id="8" w:name="_Toc216209191"/>
       <w:r>
         <w:rPr>
           <w:lang w:val="vi-VN"/>
@@ -9029,7 +9125,7 @@
           <w:lang w:val="vi-VN"/>
         </w:rPr>
       </w:pPr>
-      <w:bookmarkStart w:id="9" w:name="_Toc216177906"/>
+      <w:bookmarkStart w:id="9" w:name="_Toc216209192"/>
       <w:r>
         <w:rPr>
           <w:lang w:val="vi-VN"/>
@@ -9228,7 +9324,7 @@
           <w:lang w:val="vi-VN"/>
         </w:rPr>
       </w:pPr>
-      <w:bookmarkStart w:id="10" w:name="_Toc216177907"/>
+      <w:bookmarkStart w:id="10" w:name="_Toc216209193"/>
       <w:r>
         <w:rPr>
           <w:lang w:val="vi-VN"/>
@@ -9397,7 +9493,7 @@
           <w:lang w:val="vi-VN"/>
         </w:rPr>
       </w:pPr>
-      <w:bookmarkStart w:id="11" w:name="_Toc216177908"/>
+      <w:bookmarkStart w:id="11" w:name="_Toc216209194"/>
       <w:r>
         <w:rPr>
           <w:lang w:val="vi-VN"/>
@@ -9724,7 +9820,7 @@
           <w:bCs/>
         </w:rPr>
       </w:pPr>
-      <w:bookmarkStart w:id="12" w:name="_Toc216177909"/>
+      <w:bookmarkStart w:id="12" w:name="_Toc216209195"/>
       <w:r>
         <w:rPr>
           <w:bCs/>
@@ -9821,44 +9917,19 @@
         <w:t xml:space="preserve">Hình </w:t>
       </w:r>
       <w:r>
-        <w:fldChar w:fldCharType="begin"/>
-      </w:r>
-      <w:r>
-        <w:instrText xml:space="preserve"> STYLEREF 1 \s </w:instrText>
-      </w:r>
-      <w:r>
-        <w:fldChar w:fldCharType="separate"/>
-      </w:r>
-      <w:r>
-        <w:rPr>
-          <w:noProof/>
-        </w:rPr>
         <w:t>1</w:t>
       </w:r>
       <w:r>
-        <w:fldChar w:fldCharType="end"/>
-      </w:r>
-      <w:r>
         <w:noBreakHyphen/>
       </w:r>
-      <w:r>
-        <w:fldChar w:fldCharType="begin"/>
-      </w:r>
-      <w:r>
-        <w:instrText xml:space="preserve"> SEQ Hình \* ARABIC \s 1 </w:instrText>
-      </w:r>
-      <w:r>
-        <w:fldChar w:fldCharType="separate"/>
-      </w:r>
-      <w:r>
-        <w:rPr>
-          <w:noProof/>
-        </w:rPr>
-        <w:t>1</w:t>
-      </w:r>
-      <w:r>
-        <w:fldChar w:fldCharType="end"/>
-      </w:r>
+      <w:fldSimple w:instr=" SEQ Hình \* ARABIC \s 1 ">
+        <w:r>
+          <w:rPr>
+            <w:noProof/>
+          </w:rPr>
+          <w:t>1</w:t>
+        </w:r>
+      </w:fldSimple>
       <w:r>
         <w:rPr>
           <w:lang w:val="vi-VN"/>
@@ -10419,44 +10490,19 @@
         <w:t xml:space="preserve">Hình </w:t>
       </w:r>
       <w:r>
-        <w:fldChar w:fldCharType="begin"/>
-      </w:r>
-      <w:r>
-        <w:instrText xml:space="preserve"> STYLEREF 1 \s </w:instrText>
-      </w:r>
-      <w:r>
-        <w:fldChar w:fldCharType="separate"/>
-      </w:r>
-      <w:r>
-        <w:rPr>
-          <w:noProof/>
-        </w:rPr>
         <w:t>1</w:t>
       </w:r>
       <w:r>
-        <w:fldChar w:fldCharType="end"/>
-      </w:r>
-      <w:r>
         <w:noBreakHyphen/>
       </w:r>
-      <w:r>
-        <w:fldChar w:fldCharType="begin"/>
-      </w:r>
-      <w:r>
-        <w:instrText xml:space="preserve"> SEQ Hình \* ARABIC \s 1 </w:instrText>
-      </w:r>
-      <w:r>
-        <w:fldChar w:fldCharType="separate"/>
-      </w:r>
-      <w:r>
-        <w:rPr>
-          <w:noProof/>
-        </w:rPr>
-        <w:t>2</w:t>
-      </w:r>
-      <w:r>
-        <w:fldChar w:fldCharType="end"/>
-      </w:r>
+      <w:fldSimple w:instr=" SEQ Hình \* ARABIC \s 1 ">
+        <w:r>
+          <w:rPr>
+            <w:noProof/>
+          </w:rPr>
+          <w:t>2</w:t>
+        </w:r>
+      </w:fldSimple>
       <w:r>
         <w:rPr>
           <w:lang w:val="vi-VN"/>
@@ -10742,44 +10788,19 @@
         <w:t xml:space="preserve">Hình </w:t>
       </w:r>
       <w:r>
-        <w:fldChar w:fldCharType="begin"/>
-      </w:r>
-      <w:r>
-        <w:instrText xml:space="preserve"> STYLEREF 1 \s </w:instrText>
-      </w:r>
-      <w:r>
-        <w:fldChar w:fldCharType="separate"/>
-      </w:r>
-      <w:r>
-        <w:rPr>
-          <w:noProof/>
-        </w:rPr>
         <w:t>1</w:t>
       </w:r>
       <w:r>
-        <w:fldChar w:fldCharType="end"/>
-      </w:r>
-      <w:r>
         <w:noBreakHyphen/>
       </w:r>
-      <w:r>
-        <w:fldChar w:fldCharType="begin"/>
-      </w:r>
-      <w:r>
-        <w:instrText xml:space="preserve"> SEQ Hình \* ARABIC \s 1 </w:instrText>
-      </w:r>
-      <w:r>
-        <w:fldChar w:fldCharType="separate"/>
-      </w:r>
-      <w:r>
-        <w:rPr>
-          <w:noProof/>
-        </w:rPr>
-        <w:t>3</w:t>
-      </w:r>
-      <w:r>
-        <w:fldChar w:fldCharType="end"/>
-      </w:r>
+      <w:fldSimple w:instr=" SEQ Hình \* ARABIC \s 1 ">
+        <w:r>
+          <w:rPr>
+            <w:noProof/>
+          </w:rPr>
+          <w:t>3</w:t>
+        </w:r>
+      </w:fldSimple>
       <w:r>
         <w:rPr>
           <w:lang w:val="vi-VN"/>
@@ -10988,44 +11009,19 @@
         <w:t xml:space="preserve">Hình </w:t>
       </w:r>
       <w:r>
-        <w:fldChar w:fldCharType="begin"/>
-      </w:r>
-      <w:r>
-        <w:instrText xml:space="preserve"> STYLEREF 1 \s </w:instrText>
-      </w:r>
-      <w:r>
-        <w:fldChar w:fldCharType="separate"/>
-      </w:r>
-      <w:r>
-        <w:rPr>
-          <w:noProof/>
-        </w:rPr>
         <w:t>1</w:t>
       </w:r>
       <w:r>
-        <w:fldChar w:fldCharType="end"/>
-      </w:r>
-      <w:r>
         <w:noBreakHyphen/>
       </w:r>
-      <w:r>
-        <w:fldChar w:fldCharType="begin"/>
-      </w:r>
-      <w:r>
-        <w:instrText xml:space="preserve"> SEQ Hình \* ARABIC \s 1 </w:instrText>
-      </w:r>
-      <w:r>
-        <w:fldChar w:fldCharType="separate"/>
-      </w:r>
-      <w:r>
-        <w:rPr>
-          <w:noProof/>
-        </w:rPr>
-        <w:t>4</w:t>
-      </w:r>
-      <w:r>
-        <w:fldChar w:fldCharType="end"/>
-      </w:r>
+      <w:fldSimple w:instr=" SEQ Hình \* ARABIC \s 1 ">
+        <w:r>
+          <w:rPr>
+            <w:noProof/>
+          </w:rPr>
+          <w:t>4</w:t>
+        </w:r>
+      </w:fldSimple>
       <w:r>
         <w:rPr>
           <w:lang w:val="vi-VN"/>
@@ -11227,44 +11223,19 @@
         <w:t xml:space="preserve">Hình </w:t>
       </w:r>
       <w:r>
-        <w:fldChar w:fldCharType="begin"/>
-      </w:r>
-      <w:r>
-        <w:instrText xml:space="preserve"> STYLEREF 1 \s </w:instrText>
-      </w:r>
-      <w:r>
-        <w:fldChar w:fldCharType="separate"/>
-      </w:r>
-      <w:r>
-        <w:rPr>
-          <w:noProof/>
-        </w:rPr>
         <w:t>1</w:t>
       </w:r>
       <w:r>
-        <w:fldChar w:fldCharType="end"/>
-      </w:r>
-      <w:r>
         <w:noBreakHyphen/>
       </w:r>
-      <w:r>
-        <w:fldChar w:fldCharType="begin"/>
-      </w:r>
-      <w:r>
-        <w:instrText xml:space="preserve"> SEQ Hình \* ARABIC \s 1 </w:instrText>
-      </w:r>
-      <w:r>
-        <w:fldChar w:fldCharType="separate"/>
-      </w:r>
-      <w:r>
-        <w:rPr>
-          <w:noProof/>
-        </w:rPr>
-        <w:t>5</w:t>
-      </w:r>
-      <w:r>
-        <w:fldChar w:fldCharType="end"/>
-      </w:r>
+      <w:fldSimple w:instr=" SEQ Hình \* ARABIC \s 1 ">
+        <w:r>
+          <w:rPr>
+            <w:noProof/>
+          </w:rPr>
+          <w:t>5</w:t>
+        </w:r>
+      </w:fldSimple>
       <w:r>
         <w:rPr>
           <w:lang w:val="vi-VN"/>
@@ -11343,7 +11314,7 @@
           <w:numId w:val="0"/>
         </w:numPr>
       </w:pPr>
-      <w:bookmarkStart w:id="19" w:name="_Toc216177910"/>
+      <w:bookmarkStart w:id="19" w:name="_Toc216209196"/>
       <w:r>
         <w:lastRenderedPageBreak/>
         <w:t>CHƯƠNG</w:t>
@@ -11367,7 +11338,7 @@
           <w:lang w:val="vi-VN"/>
         </w:rPr>
       </w:pPr>
-      <w:bookmarkStart w:id="20" w:name="_Toc216177911"/>
+      <w:bookmarkStart w:id="20" w:name="_Toc216209197"/>
       <w:r>
         <w:rPr>
           <w:lang w:val="vi-VN"/>
@@ -11516,7 +11487,7 @@
           <w:lang w:val="vi-VN"/>
         </w:rPr>
       </w:pPr>
-      <w:bookmarkStart w:id="21" w:name="_Toc216177912"/>
+      <w:bookmarkStart w:id="21" w:name="_Toc216209198"/>
       <w:r>
         <w:rPr>
           <w:lang w:val="vi-VN"/>
@@ -11771,7 +11742,7 @@
           <w:numId w:val="0"/>
         </w:numPr>
       </w:pPr>
-      <w:bookmarkStart w:id="22" w:name="_Toc216177913"/>
+      <w:bookmarkStart w:id="22" w:name="_Toc216209199"/>
       <w:r>
         <w:rPr>
           <w:lang w:val="vi-VN"/>
@@ -11971,7 +11942,7 @@
           <w:lang w:val="vi-VN"/>
         </w:rPr>
       </w:pPr>
-      <w:bookmarkStart w:id="23" w:name="_Toc216177914"/>
+      <w:bookmarkStart w:id="23" w:name="_Toc216209200"/>
       <w:r>
         <w:rPr>
           <w:lang w:val="vi-VN"/>
@@ -12228,7 +12199,7 @@
           <w:numId w:val="0"/>
         </w:numPr>
       </w:pPr>
-      <w:bookmarkStart w:id="24" w:name="_Toc216177915"/>
+      <w:bookmarkStart w:id="24" w:name="_Toc216209201"/>
       <w:r>
         <w:rPr>
           <w:rStyle w:val="Heading1Char"/>
@@ -12257,7 +12228,7 @@
           <w:lang w:val="vi-VN"/>
         </w:rPr>
       </w:pPr>
-      <w:bookmarkStart w:id="25" w:name="_Toc216177916"/>
+      <w:bookmarkStart w:id="25" w:name="_Toc216209202"/>
       <w:r>
         <w:rPr>
           <w:lang w:val="vi-VN"/>
@@ -12829,7 +12800,7 @@
           <w:lang w:val="vi-VN"/>
         </w:rPr>
       </w:pPr>
-      <w:bookmarkStart w:id="26" w:name="_Toc216177917"/>
+      <w:bookmarkStart w:id="26" w:name="_Toc216209203"/>
       <w:r>
         <w:rPr>
           <w:lang w:val="vi-VN"/>
@@ -12871,7 +12842,7 @@
           <w:lang w:val="vi-VN"/>
         </w:rPr>
       </w:pPr>
-      <w:bookmarkStart w:id="27" w:name="_Toc216177918"/>
+      <w:bookmarkStart w:id="27" w:name="_Toc216209204"/>
       <w:r>
         <w:rPr>
           <w:lang w:val="vi-VN"/>
@@ -13033,7 +13004,7 @@
           <w:lang w:val="vi-VN"/>
         </w:rPr>
       </w:pPr>
-      <w:bookmarkStart w:id="28" w:name="_Toc216177919"/>
+      <w:bookmarkStart w:id="28" w:name="_Toc216209205"/>
       <w:r>
         <w:rPr>
           <w:lang w:val="vi-VN"/>
@@ -13454,7 +13425,7 @@
           <w:lang w:val="vi-VN"/>
         </w:rPr>
       </w:pPr>
-      <w:bookmarkStart w:id="29" w:name="_Toc216177920"/>
+      <w:bookmarkStart w:id="29" w:name="_Toc216209206"/>
       <w:r>
         <w:rPr>
           <w:lang w:val="vi-VN"/>
@@ -13817,7 +13788,7 @@
           <w:lang w:val="vi-VN"/>
         </w:rPr>
       </w:pPr>
-      <w:bookmarkStart w:id="30" w:name="_Toc216177921"/>
+      <w:bookmarkStart w:id="30" w:name="_Toc216209207"/>
       <w:r>
         <w:rPr>
           <w:lang w:val="vi-VN"/>
@@ -14137,7 +14108,7 @@
           <w:lang w:val="vi-VN"/>
         </w:rPr>
       </w:pPr>
-      <w:bookmarkStart w:id="31" w:name="_Toc216177922"/>
+      <w:bookmarkStart w:id="31" w:name="_Toc216209208"/>
       <w:r>
         <w:rPr>
           <w:lang w:val="vi-VN"/>
@@ -14279,7 +14250,7 @@
           <w:lang w:val="vi-VN"/>
         </w:rPr>
       </w:pPr>
-      <w:bookmarkStart w:id="32" w:name="_Toc216177923"/>
+      <w:bookmarkStart w:id="32" w:name="_Toc216209209"/>
       <w:r>
         <w:rPr>
           <w:lang w:val="vi-VN"/>
@@ -14320,7 +14291,7 @@
           <w:lang w:val="vi-VN"/>
         </w:rPr>
       </w:pPr>
-      <w:bookmarkStart w:id="33" w:name="_Toc216177924"/>
+      <w:bookmarkStart w:id="33" w:name="_Toc216209210"/>
       <w:r>
         <w:rPr>
           <w:lang w:val="vi-VN"/>
@@ -14507,7 +14478,7 @@
           <w:lang w:val="vi-VN"/>
         </w:rPr>
       </w:pPr>
-      <w:bookmarkStart w:id="34" w:name="_Toc216177925"/>
+      <w:bookmarkStart w:id="34" w:name="_Toc216209211"/>
       <w:r>
         <w:rPr>
           <w:lang w:val="vi-VN"/>
@@ -14808,7 +14779,7 @@
           <w:lang w:val="vi-VN"/>
         </w:rPr>
       </w:pPr>
-      <w:bookmarkStart w:id="35" w:name="_Toc216177926"/>
+      <w:bookmarkStart w:id="35" w:name="_Toc216209212"/>
       <w:r>
         <w:rPr>
           <w:lang w:val="vi-VN"/>
@@ -15889,7 +15860,7 @@
           <w:lang w:val="vi-VN"/>
         </w:rPr>
       </w:pPr>
-      <w:bookmarkStart w:id="36" w:name="_Toc216177927"/>
+      <w:bookmarkStart w:id="36" w:name="_Toc216209213"/>
       <w:r>
         <w:rPr>
           <w:lang w:val="vi-VN"/>
@@ -16134,7 +16105,7 @@
           <w:lang w:val="vi-VN"/>
         </w:rPr>
       </w:pPr>
-      <w:bookmarkStart w:id="37" w:name="_Toc216177928"/>
+      <w:bookmarkStart w:id="37" w:name="_Toc216209214"/>
       <w:r>
         <w:rPr>
           <w:lang w:val="vi-VN"/>
@@ -16276,7 +16247,7 @@
           <w:lang w:val="vi-VN"/>
         </w:rPr>
       </w:pPr>
-      <w:bookmarkStart w:id="38" w:name="_Toc216177929"/>
+      <w:bookmarkStart w:id="38" w:name="_Toc216209215"/>
       <w:r>
         <w:rPr>
           <w:lang w:val="vi-VN"/>
@@ -16323,7 +16294,7 @@
           <w:lang w:val="vi-VN"/>
         </w:rPr>
       </w:pPr>
-      <w:bookmarkStart w:id="39" w:name="_Toc216177930"/>
+      <w:bookmarkStart w:id="39" w:name="_Toc216209216"/>
       <w:r>
         <w:rPr>
           <w:lang w:val="vi-VN"/>
@@ -16485,7 +16456,7 @@
           <w:lang w:val="vi-VN"/>
         </w:rPr>
       </w:pPr>
-      <w:bookmarkStart w:id="40" w:name="_Toc216177931"/>
+      <w:bookmarkStart w:id="40" w:name="_Toc216209217"/>
       <w:r>
         <w:rPr>
           <w:lang w:val="vi-VN"/>
@@ -16936,7 +16907,7 @@
           <w:lang w:val="vi-VN"/>
         </w:rPr>
       </w:pPr>
-      <w:bookmarkStart w:id="41" w:name="_Toc216177932"/>
+      <w:bookmarkStart w:id="41" w:name="_Toc216209218"/>
       <w:r>
         <w:rPr>
           <w:lang w:val="vi-VN"/>
@@ -17485,7 +17456,7 @@
           <w:lang w:val="vi-VN"/>
         </w:rPr>
       </w:pPr>
-      <w:bookmarkStart w:id="42" w:name="_Toc216177933"/>
+      <w:bookmarkStart w:id="42" w:name="_Toc216209219"/>
       <w:r>
         <w:rPr>
           <w:lang w:val="vi-VN"/>
@@ -17737,7 +17708,7 @@
           <w:lang w:val="vi-VN"/>
         </w:rPr>
       </w:pPr>
-      <w:bookmarkStart w:id="43" w:name="_Toc216177934"/>
+      <w:bookmarkStart w:id="43" w:name="_Toc216209220"/>
       <w:r>
         <w:rPr>
           <w:lang w:val="vi-VN"/>
@@ -17953,7 +17924,7 @@
           <w:lang w:val="vi-VN"/>
         </w:rPr>
       </w:pPr>
-      <w:bookmarkStart w:id="44" w:name="_Toc216177935"/>
+      <w:bookmarkStart w:id="44" w:name="_Toc216209221"/>
       <w:r>
         <w:lastRenderedPageBreak/>
         <w:t>CHƯƠNG</w:t>
@@ -17974,7 +17945,7 @@
           <w:numId w:val="0"/>
         </w:numPr>
       </w:pPr>
-      <w:bookmarkStart w:id="45" w:name="_Toc216177936"/>
+      <w:bookmarkStart w:id="45" w:name="_Toc216209222"/>
       <w:r>
         <w:t>4</w:t>
       </w:r>
@@ -18003,7 +17974,7 @@
           <w:numId w:val="0"/>
         </w:numPr>
       </w:pPr>
-      <w:bookmarkStart w:id="46" w:name="_Toc216177937"/>
+      <w:bookmarkStart w:id="46" w:name="_Toc216209223"/>
       <w:r>
         <w:t>4.1.1</w:t>
       </w:r>
@@ -18156,44 +18127,19 @@
               <w:t xml:space="preserve">Hình </w:t>
             </w:r>
             <w:r>
-              <w:fldChar w:fldCharType="begin"/>
-            </w:r>
-            <w:r>
-              <w:instrText xml:space="preserve"> STYLEREF 1 \s </w:instrText>
-            </w:r>
-            <w:r>
-              <w:fldChar w:fldCharType="separate"/>
-            </w:r>
-            <w:r>
-              <w:rPr>
-                <w:noProof/>
-              </w:rPr>
               <w:t>4</w:t>
             </w:r>
             <w:r>
-              <w:fldChar w:fldCharType="end"/>
-            </w:r>
-            <w:r>
               <w:noBreakHyphen/>
             </w:r>
-            <w:r>
-              <w:fldChar w:fldCharType="begin"/>
-            </w:r>
-            <w:r>
-              <w:instrText xml:space="preserve"> SEQ Hình \* ARABIC \s 1 </w:instrText>
-            </w:r>
-            <w:r>
-              <w:fldChar w:fldCharType="separate"/>
-            </w:r>
-            <w:r>
-              <w:rPr>
-                <w:noProof/>
-              </w:rPr>
-              <w:t>1</w:t>
-            </w:r>
-            <w:r>
-              <w:fldChar w:fldCharType="end"/>
-            </w:r>
+            <w:fldSimple w:instr=" SEQ Hình \* ARABIC \s 1 ">
+              <w:r>
+                <w:rPr>
+                  <w:noProof/>
+                </w:rPr>
+                <w:t>1</w:t>
+              </w:r>
+            </w:fldSimple>
             <w:r>
               <w:rPr>
                 <w:lang w:val="vi-VN"/>
@@ -18275,44 +18221,19 @@
               <w:t xml:space="preserve">Hình </w:t>
             </w:r>
             <w:r>
-              <w:fldChar w:fldCharType="begin"/>
-            </w:r>
-            <w:r>
-              <w:instrText xml:space="preserve"> STYLEREF 1 \s </w:instrText>
-            </w:r>
-            <w:r>
-              <w:fldChar w:fldCharType="separate"/>
-            </w:r>
-            <w:r>
-              <w:rPr>
-                <w:noProof/>
-              </w:rPr>
               <w:t>4</w:t>
             </w:r>
             <w:r>
-              <w:fldChar w:fldCharType="end"/>
-            </w:r>
-            <w:r>
               <w:noBreakHyphen/>
             </w:r>
-            <w:r>
-              <w:fldChar w:fldCharType="begin"/>
-            </w:r>
-            <w:r>
-              <w:instrText xml:space="preserve"> SEQ Hình \* ARABIC \s 1 </w:instrText>
-            </w:r>
-            <w:r>
-              <w:fldChar w:fldCharType="separate"/>
-            </w:r>
-            <w:r>
-              <w:rPr>
-                <w:noProof/>
-              </w:rPr>
-              <w:t>2</w:t>
-            </w:r>
-            <w:r>
-              <w:fldChar w:fldCharType="end"/>
-            </w:r>
+            <w:fldSimple w:instr=" SEQ Hình \* ARABIC \s 1 ">
+              <w:r>
+                <w:rPr>
+                  <w:noProof/>
+                </w:rPr>
+                <w:t>2</w:t>
+              </w:r>
+            </w:fldSimple>
             <w:r>
               <w:rPr>
                 <w:lang w:val="vi-VN"/>
@@ -18344,9 +18265,18 @@
           <w:numId w:val="0"/>
         </w:numPr>
       </w:pPr>
-      <w:bookmarkStart w:id="49" w:name="_Toc216177938"/>
-      <w:r>
-        <w:t>4.1.2 Gửi tin nhắn trực tiếp giữa các Client:</w:t>
+      <w:bookmarkStart w:id="49" w:name="_Toc216209224"/>
+      <w:r>
+        <w:t>4.1.2 Gửi tin nhắn</w:t>
+      </w:r>
+      <w:r>
+        <w:t xml:space="preserve">, </w:t>
+      </w:r>
+      <w:r>
+        <w:t>hình ảnh</w:t>
+      </w:r>
+      <w:r>
+        <w:t xml:space="preserve"> trực tiếp giữa các Client:</w:t>
       </w:r>
       <w:bookmarkEnd w:id="49"/>
     </w:p>
@@ -18492,6 +18422,55 @@
     </w:p>
     <w:p>
       <w:pPr>
+        <w:keepNext/>
+        <w:tabs>
+          <w:tab w:val="left" w:pos="2705"/>
+        </w:tabs>
+      </w:pPr>
+      <w:r>
+        <w:rPr>
+          <w:noProof/>
+        </w:rPr>
+        <w:lastRenderedPageBreak/>
+        <w:drawing>
+          <wp:inline distT="0" distB="0" distL="0" distR="0" wp14:anchorId="11D77F19" wp14:editId="467696BB">
+            <wp:extent cx="5579745" cy="5770880"/>
+            <wp:effectExtent l="0" t="0" r="1905" b="1270"/>
+            <wp:docPr id="100661610" name="Picture 1" descr="A screenshot of a computer&#10;&#10;AI-generated content may be incorrect."/>
+            <wp:cNvGraphicFramePr>
+              <a:graphicFrameLocks xmlns:a="http://schemas.openxmlformats.org/drawingml/2006/main" noChangeAspect="1"/>
+            </wp:cNvGraphicFramePr>
+            <a:graphic xmlns:a="http://schemas.openxmlformats.org/drawingml/2006/main">
+              <a:graphicData uri="http://schemas.openxmlformats.org/drawingml/2006/picture">
+                <pic:pic xmlns:pic="http://schemas.openxmlformats.org/drawingml/2006/picture">
+                  <pic:nvPicPr>
+                    <pic:cNvPr id="100661610" name="Picture 1" descr="A screenshot of a computer&#10;&#10;AI-generated content may be incorrect."/>
+                    <pic:cNvPicPr/>
+                  </pic:nvPicPr>
+                  <pic:blipFill>
+                    <a:blip r:embed="rId22"/>
+                    <a:stretch>
+                      <a:fillRect/>
+                    </a:stretch>
+                  </pic:blipFill>
+                  <pic:spPr>
+                    <a:xfrm>
+                      <a:off x="0" y="0"/>
+                      <a:ext cx="5579745" cy="5770880"/>
+                    </a:xfrm>
+                    <a:prstGeom prst="rect">
+                      <a:avLst/>
+                    </a:prstGeom>
+                  </pic:spPr>
+                </pic:pic>
+              </a:graphicData>
+            </a:graphic>
+          </wp:inline>
+        </w:drawing>
+      </w:r>
+    </w:p>
+    <w:p>
+      <w:pPr>
         <w:pStyle w:val="Caption"/>
       </w:pPr>
       <w:bookmarkStart w:id="50" w:name="_Toc216172663"/>
@@ -18500,44 +18479,19 @@
         <w:t xml:space="preserve">Hình </w:t>
       </w:r>
       <w:r>
-        <w:fldChar w:fldCharType="begin"/>
-      </w:r>
-      <w:r>
-        <w:instrText xml:space="preserve"> STYLEREF 1 \s </w:instrText>
-      </w:r>
-      <w:r>
-        <w:fldChar w:fldCharType="separate"/>
-      </w:r>
-      <w:r>
-        <w:rPr>
-          <w:noProof/>
-        </w:rPr>
         <w:t>4</w:t>
       </w:r>
       <w:r>
-        <w:fldChar w:fldCharType="end"/>
-      </w:r>
-      <w:r>
         <w:noBreakHyphen/>
       </w:r>
-      <w:r>
-        <w:fldChar w:fldCharType="begin"/>
-      </w:r>
-      <w:r>
-        <w:instrText xml:space="preserve"> SEQ Hình \* ARABIC \s 1 </w:instrText>
-      </w:r>
-      <w:r>
-        <w:fldChar w:fldCharType="separate"/>
-      </w:r>
-      <w:r>
-        <w:rPr>
-          <w:noProof/>
-        </w:rPr>
-        <w:t>3</w:t>
-      </w:r>
-      <w:r>
-        <w:fldChar w:fldCharType="end"/>
-      </w:r>
+      <w:fldSimple w:instr=" SEQ Hình \* ARABIC \s 1 ">
+        <w:r>
+          <w:rPr>
+            <w:noProof/>
+          </w:rPr>
+          <w:t>3</w:t>
+        </w:r>
+      </w:fldSimple>
       <w:r>
         <w:rPr>
           <w:lang w:val="vi-VN"/>
@@ -18548,7 +18502,16 @@
         <w:rPr>
           <w:lang w:val="vi-VN"/>
         </w:rPr>
-        <w:t>Hình ảnh gửi tin nhắn giữa client - client</w:t>
+        <w:t>Hình ảnh gửi tin nhắn</w:t>
+      </w:r>
+      <w:r>
+        <w:t>, hình ảnh</w:t>
+      </w:r>
+      <w:r>
+        <w:rPr>
+          <w:lang w:val="vi-VN"/>
+        </w:rPr>
+        <w:t xml:space="preserve"> giữa client - client</w:t>
       </w:r>
       <w:bookmarkEnd w:id="50"/>
       <w:bookmarkEnd w:id="51"/>
@@ -18561,7 +18524,7 @@
           <w:numId w:val="0"/>
         </w:numPr>
       </w:pPr>
-      <w:bookmarkStart w:id="52" w:name="_Toc216177939"/>
+      <w:bookmarkStart w:id="52" w:name="_Toc216209225"/>
       <w:r>
         <w:t>4.1.</w:t>
       </w:r>
@@ -18693,7 +18656,7 @@
                     <pic:cNvPicPr/>
                   </pic:nvPicPr>
                   <pic:blipFill>
-                    <a:blip r:embed="rId22"/>
+                    <a:blip r:embed="rId23"/>
                     <a:stretch>
                       <a:fillRect/>
                     </a:stretch>
@@ -18724,44 +18687,19 @@
         <w:t xml:space="preserve">Hình </w:t>
       </w:r>
       <w:r>
-        <w:fldChar w:fldCharType="begin"/>
-      </w:r>
-      <w:r>
-        <w:instrText xml:space="preserve"> STYLEREF 1 \s </w:instrText>
-      </w:r>
-      <w:r>
-        <w:fldChar w:fldCharType="separate"/>
-      </w:r>
-      <w:r>
-        <w:rPr>
-          <w:noProof/>
-        </w:rPr>
         <w:t>4</w:t>
       </w:r>
       <w:r>
-        <w:fldChar w:fldCharType="end"/>
-      </w:r>
-      <w:r>
         <w:noBreakHyphen/>
       </w:r>
-      <w:r>
-        <w:fldChar w:fldCharType="begin"/>
-      </w:r>
-      <w:r>
-        <w:instrText xml:space="preserve"> SEQ Hình \* ARABIC \s 1 </w:instrText>
-      </w:r>
-      <w:r>
-        <w:fldChar w:fldCharType="separate"/>
-      </w:r>
-      <w:r>
-        <w:rPr>
-          <w:noProof/>
-        </w:rPr>
-        <w:t>4</w:t>
-      </w:r>
-      <w:r>
-        <w:fldChar w:fldCharType="end"/>
-      </w:r>
+      <w:fldSimple w:instr=" SEQ Hình \* ARABIC \s 1 ">
+        <w:r>
+          <w:rPr>
+            <w:noProof/>
+          </w:rPr>
+          <w:t>4</w:t>
+        </w:r>
+      </w:fldSimple>
       <w:r>
         <w:rPr>
           <w:lang w:val="vi-VN"/>
@@ -18785,7 +18723,7 @@
           <w:numId w:val="0"/>
         </w:numPr>
       </w:pPr>
-      <w:bookmarkStart w:id="55" w:name="_Toc216177940"/>
+      <w:bookmarkStart w:id="55" w:name="_Toc216209226"/>
       <w:r>
         <w:t>4.1.4 Tạo nhóm chat:</w:t>
       </w:r>
@@ -18876,7 +18814,23 @@
           <w:sz w:val="26"/>
           <w:szCs w:val="26"/>
         </w:rPr>
-        <w:t>Phần này bao gồm chat offline, nếu các Client trong nhóm offline, thì tin nhắn sẽ được lưu trữ ở phía server. Sau khi người dùng online, server bắt đầu gửi lại tin nhắn trong lúc người dùng offline</w:t>
+        <w:t>Phần này bao gồm chat offline</w:t>
+      </w:r>
+      <w:r>
+        <w:rPr>
+          <w:rFonts w:ascii="Times New Roman" w:hAnsi="Times New Roman" w:cs="Times New Roman"/>
+          <w:sz w:val="26"/>
+          <w:szCs w:val="26"/>
+        </w:rPr>
+        <w:t>, gửi hình ảnh</w:t>
+      </w:r>
+      <w:r>
+        <w:rPr>
+          <w:rFonts w:ascii="Times New Roman" w:hAnsi="Times New Roman" w:cs="Times New Roman"/>
+          <w:sz w:val="26"/>
+          <w:szCs w:val="26"/>
+        </w:rPr>
+        <w:t>, nếu các Client trong nhóm offline, thì tin nhắn sẽ được lưu trữ ở phía server. Sau khi người dùng online, server bắt đầu gửi lại tin nhắn trong lúc người dùng offline</w:t>
       </w:r>
     </w:p>
     <w:tbl>
@@ -18928,7 +18882,7 @@
                           <pic:cNvPicPr/>
                         </pic:nvPicPr>
                         <pic:blipFill>
-                          <a:blip r:embed="rId23"/>
+                          <a:blip r:embed="rId24"/>
                           <a:stretch>
                             <a:fillRect/>
                           </a:stretch>
@@ -18971,7 +18925,7 @@
                           <pic:cNvPicPr/>
                         </pic:nvPicPr>
                         <pic:blipFill>
-                          <a:blip r:embed="rId24"/>
+                          <a:blip r:embed="rId25"/>
                           <a:stretch>
                             <a:fillRect/>
                           </a:stretch>
@@ -19007,44 +18961,19 @@
               <w:t xml:space="preserve">Hình </w:t>
             </w:r>
             <w:r>
-              <w:fldChar w:fldCharType="begin"/>
-            </w:r>
-            <w:r>
-              <w:instrText xml:space="preserve"> STYLEREF 1 \s </w:instrText>
-            </w:r>
-            <w:r>
-              <w:fldChar w:fldCharType="separate"/>
-            </w:r>
-            <w:r>
-              <w:rPr>
-                <w:noProof/>
-              </w:rPr>
               <w:t>4</w:t>
             </w:r>
             <w:r>
-              <w:fldChar w:fldCharType="end"/>
-            </w:r>
-            <w:r>
               <w:noBreakHyphen/>
             </w:r>
-            <w:r>
-              <w:fldChar w:fldCharType="begin"/>
-            </w:r>
-            <w:r>
-              <w:instrText xml:space="preserve"> SEQ Hình \* ARABIC \s 1 </w:instrText>
-            </w:r>
-            <w:r>
-              <w:fldChar w:fldCharType="separate"/>
-            </w:r>
-            <w:r>
-              <w:rPr>
-                <w:noProof/>
-              </w:rPr>
-              <w:t>5</w:t>
-            </w:r>
-            <w:r>
-              <w:fldChar w:fldCharType="end"/>
-            </w:r>
+            <w:fldSimple w:instr=" SEQ Hình \* ARABIC \s 1 ">
+              <w:r>
+                <w:rPr>
+                  <w:noProof/>
+                </w:rPr>
+                <w:t>5</w:t>
+              </w:r>
+            </w:fldSimple>
             <w:r>
               <w:rPr>
                 <w:lang w:val="vi-VN"/>
@@ -19080,7 +19009,7 @@
           <w:numId w:val="0"/>
         </w:numPr>
       </w:pPr>
-      <w:bookmarkStart w:id="58" w:name="_Toc216177941"/>
+      <w:bookmarkStart w:id="58" w:name="_Toc216209227"/>
       <w:r>
         <w:lastRenderedPageBreak/>
         <w:t>4.1.</w:t>
@@ -19129,114 +19058,6 @@
             <wp:extent cx="5579745" cy="2921635"/>
             <wp:effectExtent l="0" t="0" r="1905" b="0"/>
             <wp:docPr id="4" name="Picture 4"/>
-            <wp:cNvGraphicFramePr>
-              <a:graphicFrameLocks xmlns:a="http://schemas.openxmlformats.org/drawingml/2006/main" noChangeAspect="1"/>
-            </wp:cNvGraphicFramePr>
-            <a:graphic xmlns:a="http://schemas.openxmlformats.org/drawingml/2006/main">
-              <a:graphicData uri="http://schemas.openxmlformats.org/drawingml/2006/picture">
-                <pic:pic xmlns:pic="http://schemas.openxmlformats.org/drawingml/2006/picture">
-                  <pic:nvPicPr>
-                    <pic:cNvPr id="1" name=""/>
-                    <pic:cNvPicPr/>
-                  </pic:nvPicPr>
-                  <pic:blipFill>
-                    <a:blip r:embed="rId25"/>
-                    <a:stretch>
-                      <a:fillRect/>
-                    </a:stretch>
-                  </pic:blipFill>
-                  <pic:spPr>
-                    <a:xfrm>
-                      <a:off x="0" y="0"/>
-                      <a:ext cx="5579745" cy="2921635"/>
-                    </a:xfrm>
-                    <a:prstGeom prst="rect">
-                      <a:avLst/>
-                    </a:prstGeom>
-                  </pic:spPr>
-                </pic:pic>
-              </a:graphicData>
-            </a:graphic>
-          </wp:inline>
-        </w:drawing>
-      </w:r>
-    </w:p>
-    <w:p>
-      <w:pPr>
-        <w:pStyle w:val="Caption"/>
-      </w:pPr>
-      <w:bookmarkStart w:id="59" w:name="_Toc216172666"/>
-      <w:bookmarkStart w:id="60" w:name="_Toc216178611"/>
-      <w:r>
-        <w:t xml:space="preserve">Hình </w:t>
-      </w:r>
-      <w:r>
-        <w:fldChar w:fldCharType="begin"/>
-      </w:r>
-      <w:r>
-        <w:instrText xml:space="preserve"> STYLEREF 1 \s </w:instrText>
-      </w:r>
-      <w:r>
-        <w:fldChar w:fldCharType="separate"/>
-      </w:r>
-      <w:r>
-        <w:rPr>
-          <w:noProof/>
-        </w:rPr>
-        <w:t>4</w:t>
-      </w:r>
-      <w:r>
-        <w:fldChar w:fldCharType="end"/>
-      </w:r>
-      <w:r>
-        <w:noBreakHyphen/>
-      </w:r>
-      <w:r>
-        <w:fldChar w:fldCharType="begin"/>
-      </w:r>
-      <w:r>
-        <w:instrText xml:space="preserve"> SEQ Hình \* ARABIC \s 1 </w:instrText>
-      </w:r>
-      <w:r>
-        <w:fldChar w:fldCharType="separate"/>
-      </w:r>
-      <w:r>
-        <w:rPr>
-          <w:noProof/>
-        </w:rPr>
-        <w:t>6</w:t>
-      </w:r>
-      <w:r>
-        <w:fldChar w:fldCharType="end"/>
-      </w:r>
-      <w:r>
-        <w:rPr>
-          <w:lang w:val="vi-VN"/>
-        </w:rPr>
-        <w:t xml:space="preserve"> </w:t>
-      </w:r>
-      <w:r>
-        <w:rPr>
-          <w:lang w:val="vi-VN"/>
-        </w:rPr>
-        <w:t>Trước khi người nhận đăng nhập</w:t>
-      </w:r>
-      <w:bookmarkEnd w:id="59"/>
-      <w:bookmarkEnd w:id="60"/>
-    </w:p>
-    <w:p>
-      <w:pPr>
-        <w:keepNext/>
-      </w:pPr>
-      <w:r>
-        <w:rPr>
-          <w:noProof/>
-        </w:rPr>
-        <w:drawing>
-          <wp:inline distT="0" distB="0" distL="0" distR="0" wp14:anchorId="0F47F071" wp14:editId="10202CAA">
-            <wp:extent cx="5579745" cy="1829435"/>
-            <wp:effectExtent l="0" t="0" r="1905" b="0"/>
-            <wp:docPr id="5" name="Picture 5"/>
             <wp:cNvGraphicFramePr>
               <a:graphicFrameLocks xmlns:a="http://schemas.openxmlformats.org/drawingml/2006/main" noChangeAspect="1"/>
             </wp:cNvGraphicFramePr>
@@ -19256,6 +19077,89 @@
                   <pic:spPr>
                     <a:xfrm>
                       <a:off x="0" y="0"/>
+                      <a:ext cx="5579745" cy="2921635"/>
+                    </a:xfrm>
+                    <a:prstGeom prst="rect">
+                      <a:avLst/>
+                    </a:prstGeom>
+                  </pic:spPr>
+                </pic:pic>
+              </a:graphicData>
+            </a:graphic>
+          </wp:inline>
+        </w:drawing>
+      </w:r>
+    </w:p>
+    <w:p>
+      <w:pPr>
+        <w:pStyle w:val="Caption"/>
+      </w:pPr>
+      <w:bookmarkStart w:id="59" w:name="_Toc216172666"/>
+      <w:bookmarkStart w:id="60" w:name="_Toc216178611"/>
+      <w:r>
+        <w:t xml:space="preserve">Hình </w:t>
+      </w:r>
+      <w:r>
+        <w:t>4</w:t>
+      </w:r>
+      <w:r>
+        <w:noBreakHyphen/>
+      </w:r>
+      <w:fldSimple w:instr=" SEQ Hình \* ARABIC \s 1 ">
+        <w:r>
+          <w:rPr>
+            <w:noProof/>
+          </w:rPr>
+          <w:t>6</w:t>
+        </w:r>
+      </w:fldSimple>
+      <w:r>
+        <w:rPr>
+          <w:lang w:val="vi-VN"/>
+        </w:rPr>
+        <w:t xml:space="preserve"> </w:t>
+      </w:r>
+      <w:r>
+        <w:rPr>
+          <w:lang w:val="vi-VN"/>
+        </w:rPr>
+        <w:t>Trước khi người nhận đăng nhập</w:t>
+      </w:r>
+      <w:bookmarkEnd w:id="59"/>
+      <w:bookmarkEnd w:id="60"/>
+    </w:p>
+    <w:p>
+      <w:pPr>
+        <w:keepNext/>
+      </w:pPr>
+      <w:r>
+        <w:rPr>
+          <w:noProof/>
+        </w:rPr>
+        <w:drawing>
+          <wp:inline distT="0" distB="0" distL="0" distR="0" wp14:anchorId="0F47F071" wp14:editId="10202CAA">
+            <wp:extent cx="5579745" cy="1829435"/>
+            <wp:effectExtent l="0" t="0" r="1905" b="0"/>
+            <wp:docPr id="5" name="Picture 5"/>
+            <wp:cNvGraphicFramePr>
+              <a:graphicFrameLocks xmlns:a="http://schemas.openxmlformats.org/drawingml/2006/main" noChangeAspect="1"/>
+            </wp:cNvGraphicFramePr>
+            <a:graphic xmlns:a="http://schemas.openxmlformats.org/drawingml/2006/main">
+              <a:graphicData uri="http://schemas.openxmlformats.org/drawingml/2006/picture">
+                <pic:pic xmlns:pic="http://schemas.openxmlformats.org/drawingml/2006/picture">
+                  <pic:nvPicPr>
+                    <pic:cNvPr id="1" name=""/>
+                    <pic:cNvPicPr/>
+                  </pic:nvPicPr>
+                  <pic:blipFill>
+                    <a:blip r:embed="rId27"/>
+                    <a:stretch>
+                      <a:fillRect/>
+                    </a:stretch>
+                  </pic:blipFill>
+                  <pic:spPr>
+                    <a:xfrm>
+                      <a:off x="0" y="0"/>
                       <a:ext cx="5579745" cy="1829435"/>
                     </a:xfrm>
                     <a:prstGeom prst="rect">
@@ -19279,44 +19183,19 @@
         <w:t xml:space="preserve">Hình </w:t>
       </w:r>
       <w:r>
-        <w:fldChar w:fldCharType="begin"/>
-      </w:r>
-      <w:r>
-        <w:instrText xml:space="preserve"> STYLEREF 1 \s </w:instrText>
-      </w:r>
-      <w:r>
-        <w:fldChar w:fldCharType="separate"/>
-      </w:r>
-      <w:r>
-        <w:rPr>
-          <w:noProof/>
-        </w:rPr>
         <w:t>4</w:t>
       </w:r>
       <w:r>
-        <w:fldChar w:fldCharType="end"/>
-      </w:r>
-      <w:r>
         <w:noBreakHyphen/>
       </w:r>
-      <w:r>
-        <w:fldChar w:fldCharType="begin"/>
-      </w:r>
-      <w:r>
-        <w:instrText xml:space="preserve"> SEQ Hình \* ARABIC \s 1 </w:instrText>
-      </w:r>
-      <w:r>
-        <w:fldChar w:fldCharType="separate"/>
-      </w:r>
-      <w:r>
-        <w:rPr>
-          <w:noProof/>
-        </w:rPr>
-        <w:t>7</w:t>
-      </w:r>
-      <w:r>
-        <w:fldChar w:fldCharType="end"/>
-      </w:r>
+      <w:fldSimple w:instr=" SEQ Hình \* ARABIC \s 1 ">
+        <w:r>
+          <w:rPr>
+            <w:noProof/>
+          </w:rPr>
+          <w:t>7</w:t>
+        </w:r>
+      </w:fldSimple>
       <w:r>
         <w:rPr>
           <w:lang w:val="vi-VN"/>
@@ -19417,7 +19296,7 @@
           <w:numId w:val="0"/>
         </w:numPr>
       </w:pPr>
-      <w:bookmarkStart w:id="63" w:name="_Toc216177942"/>
+      <w:bookmarkStart w:id="63" w:name="_Toc216209228"/>
       <w:r>
         <w:lastRenderedPageBreak/>
         <w:t>4.</w:t>
@@ -19441,7 +19320,7 @@
           <w:numId w:val="0"/>
         </w:numPr>
       </w:pPr>
-      <w:bookmarkStart w:id="64" w:name="_Toc216177943"/>
+      <w:bookmarkStart w:id="64" w:name="_Toc216209229"/>
       <w:r>
         <w:t>4.</w:t>
       </w:r>
@@ -19508,7 +19387,7 @@
           <w:numId w:val="0"/>
         </w:numPr>
       </w:pPr>
-      <w:bookmarkStart w:id="65" w:name="_Toc216177944"/>
+      <w:bookmarkStart w:id="65" w:name="_Toc216209230"/>
       <w:r>
         <w:t xml:space="preserve">4.2.2 </w:t>
       </w:r>
@@ -19648,7 +19527,7 @@
                           <pic:cNvPicPr/>
                         </pic:nvPicPr>
                         <pic:blipFill>
-                          <a:blip r:embed="rId27"/>
+                          <a:blip r:embed="rId28"/>
                           <a:stretch>
                             <a:fillRect/>
                           </a:stretch>
@@ -19700,7 +19579,7 @@
                           <pic:cNvPicPr/>
                         </pic:nvPicPr>
                         <pic:blipFill>
-                          <a:blip r:embed="rId28"/>
+                          <a:blip r:embed="rId29"/>
                           <a:stretch>
                             <a:fillRect/>
                           </a:stretch>
@@ -19741,44 +19620,19 @@
         <w:t xml:space="preserve">Hình </w:t>
       </w:r>
       <w:r>
-        <w:fldChar w:fldCharType="begin"/>
-      </w:r>
-      <w:r>
-        <w:instrText xml:space="preserve"> STYLEREF 1 \s </w:instrText>
-      </w:r>
-      <w:r>
-        <w:fldChar w:fldCharType="separate"/>
-      </w:r>
-      <w:r>
-        <w:rPr>
-          <w:noProof/>
-        </w:rPr>
         <w:t>4</w:t>
       </w:r>
       <w:r>
-        <w:fldChar w:fldCharType="end"/>
-      </w:r>
-      <w:r>
         <w:noBreakHyphen/>
       </w:r>
-      <w:r>
-        <w:fldChar w:fldCharType="begin"/>
-      </w:r>
-      <w:r>
-        <w:instrText xml:space="preserve"> SEQ Hình \* ARABIC \s 1 </w:instrText>
-      </w:r>
-      <w:r>
-        <w:fldChar w:fldCharType="separate"/>
-      </w:r>
-      <w:r>
-        <w:rPr>
-          <w:noProof/>
-        </w:rPr>
-        <w:t>8</w:t>
-      </w:r>
-      <w:r>
-        <w:fldChar w:fldCharType="end"/>
-      </w:r>
+      <w:fldSimple w:instr=" SEQ Hình \* ARABIC \s 1 ">
+        <w:r>
+          <w:rPr>
+            <w:noProof/>
+          </w:rPr>
+          <w:t>8</w:t>
+        </w:r>
+      </w:fldSimple>
       <w:r>
         <w:rPr>
           <w:lang w:val="vi-VN"/>
@@ -19893,7 +19747,7 @@
           <w:numId w:val="0"/>
         </w:numPr>
       </w:pPr>
-      <w:bookmarkStart w:id="68" w:name="_Toc216177945"/>
+      <w:bookmarkStart w:id="68" w:name="_Toc216209231"/>
       <w:r>
         <w:lastRenderedPageBreak/>
         <w:t xml:space="preserve">4.2.3 </w:t>
@@ -19979,7 +19833,7 @@
                     <pic:cNvPicPr/>
                   </pic:nvPicPr>
                   <pic:blipFill>
-                    <a:blip r:embed="rId29"/>
+                    <a:blip r:embed="rId30"/>
                     <a:stretch>
                       <a:fillRect/>
                     </a:stretch>
@@ -20010,44 +19864,19 @@
         <w:t xml:space="preserve">Hình </w:t>
       </w:r>
       <w:r>
-        <w:fldChar w:fldCharType="begin"/>
-      </w:r>
-      <w:r>
-        <w:instrText xml:space="preserve"> STYLEREF 1 \s </w:instrText>
-      </w:r>
-      <w:r>
-        <w:fldChar w:fldCharType="separate"/>
-      </w:r>
-      <w:r>
-        <w:rPr>
-          <w:noProof/>
-        </w:rPr>
         <w:t>4</w:t>
       </w:r>
       <w:r>
-        <w:fldChar w:fldCharType="end"/>
-      </w:r>
-      <w:r>
         <w:noBreakHyphen/>
       </w:r>
-      <w:r>
-        <w:fldChar w:fldCharType="begin"/>
-      </w:r>
-      <w:r>
-        <w:instrText xml:space="preserve"> SEQ Hình \* ARABIC \s 1 </w:instrText>
-      </w:r>
-      <w:r>
-        <w:fldChar w:fldCharType="separate"/>
-      </w:r>
-      <w:r>
-        <w:rPr>
-          <w:noProof/>
-        </w:rPr>
-        <w:t>9</w:t>
-      </w:r>
-      <w:r>
-        <w:fldChar w:fldCharType="end"/>
-      </w:r>
+      <w:fldSimple w:instr=" SEQ Hình \* ARABIC \s 1 ">
+        <w:r>
+          <w:rPr>
+            <w:noProof/>
+          </w:rPr>
+          <w:t>9</w:t>
+        </w:r>
+      </w:fldSimple>
       <w:r>
         <w:rPr>
           <w:lang w:val="vi-VN"/>
@@ -20113,7 +19942,7 @@
           <w:lang w:val="vi-VN"/>
         </w:rPr>
       </w:pPr>
-      <w:bookmarkStart w:id="71" w:name="_Toc216177946"/>
+      <w:bookmarkStart w:id="71" w:name="_Toc216209232"/>
       <w:r>
         <w:rPr>
           <w:lang w:val="vi-VN"/>
@@ -20137,7 +19966,7 @@
           <w:numId w:val="0"/>
         </w:numPr>
       </w:pPr>
-      <w:bookmarkStart w:id="72" w:name="_Toc216177947"/>
+      <w:bookmarkStart w:id="72" w:name="_Toc216209233"/>
       <w:r>
         <w:t xml:space="preserve">6.1. </w:t>
       </w:r>
@@ -20208,7 +20037,7 @@
           <w:numId w:val="0"/>
         </w:numPr>
       </w:pPr>
-      <w:bookmarkStart w:id="73" w:name="_Toc216177948"/>
+      <w:bookmarkStart w:id="73" w:name="_Toc216209234"/>
       <w:r>
         <w:t xml:space="preserve">6.1.1. Khả năng </w:t>
       </w:r>
@@ -20300,7 +20129,7 @@
           <w:numId w:val="0"/>
         </w:numPr>
       </w:pPr>
-      <w:bookmarkStart w:id="74" w:name="_Toc216177949"/>
+      <w:bookmarkStart w:id="74" w:name="_Toc216209235"/>
       <w:r>
         <w:t>6.1.2. Quản lý Trạng thái Client (Presence Management)</w:t>
       </w:r>
@@ -20366,7 +20195,7 @@
           <w:numId w:val="0"/>
         </w:numPr>
       </w:pPr>
-      <w:bookmarkStart w:id="75" w:name="_Toc216177950"/>
+      <w:bookmarkStart w:id="75" w:name="_Toc216209236"/>
       <w:r>
         <w:t xml:space="preserve">6.1.3. </w:t>
       </w:r>
@@ -20492,7 +20321,7 @@
           <w:numId w:val="0"/>
         </w:numPr>
       </w:pPr>
-      <w:bookmarkStart w:id="76" w:name="_Toc216177951"/>
+      <w:bookmarkStart w:id="76" w:name="_Toc216209237"/>
       <w:r>
         <w:t xml:space="preserve">6.2. </w:t>
       </w:r>
@@ -20553,9 +20382,15 @@
           <w:numId w:val="0"/>
         </w:numPr>
       </w:pPr>
-      <w:bookmarkStart w:id="77" w:name="_Toc216177952"/>
-      <w:r>
-        <w:t>6.2.1. Gửi tin nhắn trực tiếp giữa các client</w:t>
+      <w:bookmarkStart w:id="77" w:name="_Toc216209238"/>
+      <w:r>
+        <w:t>6.2.1. Gửi tin nhắn</w:t>
+      </w:r>
+      <w:r>
+        <w:t>, hình ảnh</w:t>
+      </w:r>
+      <w:r>
+        <w:t xml:space="preserve"> trực tiếp giữa các client</w:t>
       </w:r>
       <w:bookmarkEnd w:id="77"/>
     </w:p>
@@ -20638,7 +20473,7 @@
           <w:numId w:val="0"/>
         </w:numPr>
       </w:pPr>
-      <w:bookmarkStart w:id="78" w:name="_Toc216177953"/>
+      <w:bookmarkStart w:id="78" w:name="_Toc216209239"/>
       <w:r>
         <w:t xml:space="preserve">6.2.2. </w:t>
       </w:r>
@@ -20765,7 +20600,7 @@
           <w:numId w:val="0"/>
         </w:numPr>
       </w:pPr>
-      <w:bookmarkStart w:id="79" w:name="_Toc216177954"/>
+      <w:bookmarkStart w:id="79" w:name="_Toc216209240"/>
       <w:r>
         <w:t xml:space="preserve">6.2.3. </w:t>
       </w:r>
@@ -20989,7 +20824,7 @@
         </w:numPr>
         <w:ind w:left="576" w:hanging="576"/>
       </w:pPr>
-      <w:bookmarkStart w:id="80" w:name="_Toc216177955"/>
+      <w:bookmarkStart w:id="80" w:name="_Toc216209241"/>
       <w:r>
         <w:t>6.3. Tổng kết</w:t>
       </w:r>
@@ -21283,17 +21118,14 @@
         </w:numPr>
         <w:ind w:left="432"/>
       </w:pPr>
-      <w:bookmarkStart w:id="81" w:name="_Toc216177956"/>
+      <w:bookmarkStart w:id="81" w:name="_Toc216209242"/>
       <w:r>
         <w:lastRenderedPageBreak/>
         <w:t>TÀI LIỆU THAM KHẢO</w:t>
       </w:r>
       <w:bookmarkEnd w:id="81"/>
     </w:p>
-    <w:p>
-      <w:bookmarkStart w:id="82" w:name="_GoBack"/>
-      <w:bookmarkEnd w:id="82"/>
-    </w:p>
+    <w:p/>
     <w:p>
       <w:pPr>
         <w:pStyle w:val="tiumc"/>
@@ -21309,7 +21141,7 @@
         </w:rPr>
         <w:t xml:space="preserve">[1] Microsoft, "TcpClient Class (System.Net.Sockets)," Microsoft Learn, 2024. [Online]. Available: </w:t>
       </w:r>
-      <w:hyperlink r:id="rId30" w:tgtFrame="_blank" w:history="1">
+      <w:hyperlink r:id="rId31" w:tgtFrame="_blank" w:history="1">
         <w:r>
           <w:rPr>
             <w:rStyle w:val="Hyperlink"/>
@@ -21342,7 +21174,7 @@
         </w:rPr>
         <w:t xml:space="preserve">[2] Microsoft, "TcpListener Class (System.Net.Sockets)," Microsoft Learn, 2024. [Online]. Available: </w:t>
       </w:r>
-      <w:hyperlink r:id="rId31" w:tgtFrame="_blank" w:history="1">
+      <w:hyperlink r:id="rId32" w:tgtFrame="_blank" w:history="1">
         <w:r>
           <w:rPr>
             <w:rStyle w:val="Hyperlink"/>
@@ -21375,7 +21207,7 @@
         </w:rPr>
         <w:t xml:space="preserve">[3] Microsoft, "Asynchronous Server Socket Example," Microsoft Learn, 2024. [Online]. Available: </w:t>
       </w:r>
-      <w:hyperlink r:id="rId32" w:tgtFrame="_blank" w:history="1">
+      <w:hyperlink r:id="rId33" w:tgtFrame="_blank" w:history="1">
         <w:r>
           <w:rPr>
             <w:rStyle w:val="Hyperlink"/>
@@ -21479,7 +21311,7 @@
         </w:rPr>
         <w:t xml:space="preserve">] J. Postel, "Transmission Control Protocol," IETF, RFC 793, Sep. 1981. [Online]. Available: </w:t>
       </w:r>
-      <w:hyperlink r:id="rId33" w:tgtFrame="_blank" w:history="1">
+      <w:hyperlink r:id="rId34" w:tgtFrame="_blank" w:history="1">
         <w:r>
           <w:rPr>
             <w:rStyle w:val="Hyperlink"/>
@@ -21498,7 +21330,7 @@
       </w:r>
     </w:p>
     <w:sectPr>
-      <w:footerReference w:type="first" r:id="rId34"/>
+      <w:footerReference w:type="first" r:id="rId35"/>
       <w:pgSz w:w="11906" w:h="16838" w:code="9"/>
       <w:pgMar w:top="1418" w:right="1134" w:bottom="1418" w:left="1985" w:header="720" w:footer="720" w:gutter="0"/>
       <w:pgNumType w:start="1"/>
@@ -21511,7 +21343,7 @@
 </file>
 
 <file path=word/endnotes.xml><?xml version="1.0" encoding="utf-8"?>
-<w:endnotes xmlns:wpc="http://schemas.microsoft.com/office/word/2010/wordprocessingCanvas" xmlns:cx="http://schemas.microsoft.com/office/drawing/2014/chartex" xmlns:cx1="http://schemas.microsoft.com/office/drawing/2015/9/8/chartex" xmlns:cx2="http://schemas.microsoft.com/office/drawing/2015/10/21/chartex" xmlns:cx3="http://schemas.microsoft.com/office/drawing/2016/5/9/chartex" xmlns:cx4="http://schemas.microsoft.com/office/drawing/2016/5/10/chartex" xmlns:cx5="http://schemas.microsoft.com/office/drawing/2016/5/11/chartex" xmlns:cx6="http://schemas.microsoft.com/office/drawing/2016/5/12/chartex" xmlns:cx7="http://schemas.microsoft.com/office/drawing/2016/5/13/chartex" xmlns:cx8="http://schemas.microsoft.com/office/drawing/2016/5/14/chartex" xmlns:mc="http://schemas.openxmlformats.org/markup-compatibility/2006" xmlns:aink="http://schemas.microsoft.com/office/drawing/2016/ink" xmlns:am3d="http://schemas.microsoft.com/office/drawing/2017/model3d" xmlns:o="urn:schemas-microsoft-com:office:office" xmlns:r="http://schemas.openxmlformats.org/officeDocument/2006/relationships" xmlns:m="http://schemas.openxmlformats.org/officeDocument/2006/math" xmlns:v="urn:schemas-microsoft-com:vml" xmlns:wp14="http://schemas.microsoft.com/office/word/2010/wordprocessingDrawing" xmlns:wp="http://schemas.openxmlformats.org/drawingml/2006/wordprocessingDrawing" xmlns:w10="urn:schemas-microsoft-com:office:word" xmlns:w="http://schemas.openxmlformats.org/wordprocessingml/2006/main" xmlns:w14="http://schemas.microsoft.com/office/word/2010/wordml" xmlns:w15="http://schemas.microsoft.com/office/word/2012/wordml" xmlns:w16cid="http://schemas.microsoft.com/office/word/2016/wordml/cid" xmlns:w16se="http://schemas.microsoft.com/office/word/2015/wordml/symex" xmlns:wpg="http://schemas.microsoft.com/office/word/2010/wordprocessingGroup" xmlns:wpi="http://schemas.microsoft.com/office/word/2010/wordprocessingInk" xmlns:wne="http://schemas.microsoft.com/office/word/2006/wordml" xmlns:wps="http://schemas.microsoft.com/office/word/2010/wordprocessingShape" mc:Ignorable="w14 w15 w16se w16cid wp14">
+<w:endnotes xmlns:wpc="http://schemas.microsoft.com/office/word/2010/wordprocessingCanvas" xmlns:cx="http://schemas.microsoft.com/office/drawing/2014/chartex" xmlns:cx1="http://schemas.microsoft.com/office/drawing/2015/9/8/chartex" xmlns:cx2="http://schemas.microsoft.com/office/drawing/2015/10/21/chartex" xmlns:cx3="http://schemas.microsoft.com/office/drawing/2016/5/9/chartex" xmlns:cx4="http://schemas.microsoft.com/office/drawing/2016/5/10/chartex" xmlns:cx5="http://schemas.microsoft.com/office/drawing/2016/5/11/chartex" xmlns:cx6="http://schemas.microsoft.com/office/drawing/2016/5/12/chartex" xmlns:cx7="http://schemas.microsoft.com/office/drawing/2016/5/13/chartex" xmlns:cx8="http://schemas.microsoft.com/office/drawing/2016/5/14/chartex" xmlns:mc="http://schemas.openxmlformats.org/markup-compatibility/2006" xmlns:aink="http://schemas.microsoft.com/office/drawing/2016/ink" xmlns:am3d="http://schemas.microsoft.com/office/drawing/2017/model3d" xmlns:o="urn:schemas-microsoft-com:office:office" xmlns:oel="http://schemas.microsoft.com/office/2019/extlst" xmlns:r="http://schemas.openxmlformats.org/officeDocument/2006/relationships" xmlns:m="http://schemas.openxmlformats.org/officeDocument/2006/math" xmlns:v="urn:schemas-microsoft-com:vml" xmlns:wp14="http://schemas.microsoft.com/office/word/2010/wordprocessingDrawing" xmlns:wp="http://schemas.openxmlformats.org/drawingml/2006/wordprocessingDrawing" xmlns:w10="urn:schemas-microsoft-com:office:word" xmlns:w="http://schemas.openxmlformats.org/wordprocessingml/2006/main" xmlns:w14="http://schemas.microsoft.com/office/word/2010/wordml" xmlns:w15="http://schemas.microsoft.com/office/word/2012/wordml" xmlns:w16cex="http://schemas.microsoft.com/office/word/2018/wordml/cex" xmlns:w16cid="http://schemas.microsoft.com/office/word/2016/wordml/cid" xmlns:w16="http://schemas.microsoft.com/office/word/2018/wordml" xmlns:w16du="http://schemas.microsoft.com/office/word/2023/wordml/word16du" xmlns:w16sdtdh="http://schemas.microsoft.com/office/word/2020/wordml/sdtdatahash" xmlns:w16sdtfl="http://schemas.microsoft.com/office/word/2024/wordml/sdtformatlock" xmlns:w16se="http://schemas.microsoft.com/office/word/2015/wordml/symex" xmlns:wpg="http://schemas.microsoft.com/office/word/2010/wordprocessingGroup" xmlns:wpi="http://schemas.microsoft.com/office/word/2010/wordprocessingInk" xmlns:wne="http://schemas.microsoft.com/office/word/2006/wordml" xmlns:wps="http://schemas.microsoft.com/office/word/2010/wordprocessingShape" mc:Ignorable="w14 w15 w16se w16cid w16 w16cex w16sdtdh w16sdtfl w16du wp14">
   <w:endnote w:type="separator" w:id="-1">
     <w:p>
       <w:pPr>
@@ -21536,7 +21368,7 @@
 </file>
 
 <file path=word/footer1.xml><?xml version="1.0" encoding="utf-8"?>
-<w:ftr xmlns:wpc="http://schemas.microsoft.com/office/word/2010/wordprocessingCanvas" xmlns:cx="http://schemas.microsoft.com/office/drawing/2014/chartex" xmlns:cx1="http://schemas.microsoft.com/office/drawing/2015/9/8/chartex" xmlns:cx2="http://schemas.microsoft.com/office/drawing/2015/10/21/chartex" xmlns:cx3="http://schemas.microsoft.com/office/drawing/2016/5/9/chartex" xmlns:cx4="http://schemas.microsoft.com/office/drawing/2016/5/10/chartex" xmlns:cx5="http://schemas.microsoft.com/office/drawing/2016/5/11/chartex" xmlns:cx6="http://schemas.microsoft.com/office/drawing/2016/5/12/chartex" xmlns:cx7="http://schemas.microsoft.com/office/drawing/2016/5/13/chartex" xmlns:cx8="http://schemas.microsoft.com/office/drawing/2016/5/14/chartex" xmlns:mc="http://schemas.openxmlformats.org/markup-compatibility/2006" xmlns:aink="http://schemas.microsoft.com/office/drawing/2016/ink" xmlns:am3d="http://schemas.microsoft.com/office/drawing/2017/model3d" xmlns:o="urn:schemas-microsoft-com:office:office" xmlns:r="http://schemas.openxmlformats.org/officeDocument/2006/relationships" xmlns:m="http://schemas.openxmlformats.org/officeDocument/2006/math" xmlns:v="urn:schemas-microsoft-com:vml" xmlns:wp14="http://schemas.microsoft.com/office/word/2010/wordprocessingDrawing" xmlns:wp="http://schemas.openxmlformats.org/drawingml/2006/wordprocessingDrawing" xmlns:w10="urn:schemas-microsoft-com:office:word" xmlns:w="http://schemas.openxmlformats.org/wordprocessingml/2006/main" xmlns:w14="http://schemas.microsoft.com/office/word/2010/wordml" xmlns:w15="http://schemas.microsoft.com/office/word/2012/wordml" xmlns:w16cid="http://schemas.microsoft.com/office/word/2016/wordml/cid" xmlns:w16se="http://schemas.microsoft.com/office/word/2015/wordml/symex" xmlns:wpg="http://schemas.microsoft.com/office/word/2010/wordprocessingGroup" xmlns:wpi="http://schemas.microsoft.com/office/word/2010/wordprocessingInk" xmlns:wne="http://schemas.microsoft.com/office/word/2006/wordml" xmlns:wps="http://schemas.microsoft.com/office/word/2010/wordprocessingShape" mc:Ignorable="w14 w15 w16se w16cid wp14">
+<w:ftr xmlns:wpc="http://schemas.microsoft.com/office/word/2010/wordprocessingCanvas" xmlns:cx="http://schemas.microsoft.com/office/drawing/2014/chartex" xmlns:cx1="http://schemas.microsoft.com/office/drawing/2015/9/8/chartex" xmlns:cx2="http://schemas.microsoft.com/office/drawing/2015/10/21/chartex" xmlns:cx3="http://schemas.microsoft.com/office/drawing/2016/5/9/chartex" xmlns:cx4="http://schemas.microsoft.com/office/drawing/2016/5/10/chartex" xmlns:cx5="http://schemas.microsoft.com/office/drawing/2016/5/11/chartex" xmlns:cx6="http://schemas.microsoft.com/office/drawing/2016/5/12/chartex" xmlns:cx7="http://schemas.microsoft.com/office/drawing/2016/5/13/chartex" xmlns:cx8="http://schemas.microsoft.com/office/drawing/2016/5/14/chartex" xmlns:mc="http://schemas.openxmlformats.org/markup-compatibility/2006" xmlns:aink="http://schemas.microsoft.com/office/drawing/2016/ink" xmlns:am3d="http://schemas.microsoft.com/office/drawing/2017/model3d" xmlns:o="urn:schemas-microsoft-com:office:office" xmlns:oel="http://schemas.microsoft.com/office/2019/extlst" xmlns:r="http://schemas.openxmlformats.org/officeDocument/2006/relationships" xmlns:m="http://schemas.openxmlformats.org/officeDocument/2006/math" xmlns:v="urn:schemas-microsoft-com:vml" xmlns:wp14="http://schemas.microsoft.com/office/word/2010/wordprocessingDrawing" xmlns:wp="http://schemas.openxmlformats.org/drawingml/2006/wordprocessingDrawing" xmlns:w10="urn:schemas-microsoft-com:office:word" xmlns:w="http://schemas.openxmlformats.org/wordprocessingml/2006/main" xmlns:w14="http://schemas.microsoft.com/office/word/2010/wordml" xmlns:w15="http://schemas.microsoft.com/office/word/2012/wordml" xmlns:w16cex="http://schemas.microsoft.com/office/word/2018/wordml/cex" xmlns:w16cid="http://schemas.microsoft.com/office/word/2016/wordml/cid" xmlns:w16="http://schemas.microsoft.com/office/word/2018/wordml" xmlns:w16du="http://schemas.microsoft.com/office/word/2023/wordml/word16du" xmlns:w16sdtdh="http://schemas.microsoft.com/office/word/2020/wordml/sdtdatahash" xmlns:w16sdtfl="http://schemas.microsoft.com/office/word/2024/wordml/sdtformatlock" xmlns:w16se="http://schemas.microsoft.com/office/word/2015/wordml/symex" xmlns:wpg="http://schemas.microsoft.com/office/word/2010/wordprocessingGroup" xmlns:wpi="http://schemas.microsoft.com/office/word/2010/wordprocessingInk" xmlns:wne="http://schemas.microsoft.com/office/word/2006/wordml" xmlns:wps="http://schemas.microsoft.com/office/word/2010/wordprocessingShape" mc:Ignorable="w14 w15 w16se w16cid w16 w16cex w16sdtdh w16sdtfl w16du wp14">
   <w:sdt>
     <w:sdtPr>
       <w:id w:val="1103070445"/>
@@ -21589,7 +21421,7 @@
 </file>
 
 <file path=word/footer2.xml><?xml version="1.0" encoding="utf-8"?>
-<w:ftr xmlns:wpc="http://schemas.microsoft.com/office/word/2010/wordprocessingCanvas" xmlns:cx="http://schemas.microsoft.com/office/drawing/2014/chartex" xmlns:cx1="http://schemas.microsoft.com/office/drawing/2015/9/8/chartex" xmlns:cx2="http://schemas.microsoft.com/office/drawing/2015/10/21/chartex" xmlns:cx3="http://schemas.microsoft.com/office/drawing/2016/5/9/chartex" xmlns:cx4="http://schemas.microsoft.com/office/drawing/2016/5/10/chartex" xmlns:cx5="http://schemas.microsoft.com/office/drawing/2016/5/11/chartex" xmlns:cx6="http://schemas.microsoft.com/office/drawing/2016/5/12/chartex" xmlns:cx7="http://schemas.microsoft.com/office/drawing/2016/5/13/chartex" xmlns:cx8="http://schemas.microsoft.com/office/drawing/2016/5/14/chartex" xmlns:mc="http://schemas.openxmlformats.org/markup-compatibility/2006" xmlns:aink="http://schemas.microsoft.com/office/drawing/2016/ink" xmlns:am3d="http://schemas.microsoft.com/office/drawing/2017/model3d" xmlns:o="urn:schemas-microsoft-com:office:office" xmlns:r="http://schemas.openxmlformats.org/officeDocument/2006/relationships" xmlns:m="http://schemas.openxmlformats.org/officeDocument/2006/math" xmlns:v="urn:schemas-microsoft-com:vml" xmlns:wp14="http://schemas.microsoft.com/office/word/2010/wordprocessingDrawing" xmlns:wp="http://schemas.openxmlformats.org/drawingml/2006/wordprocessingDrawing" xmlns:w10="urn:schemas-microsoft-com:office:word" xmlns:w="http://schemas.openxmlformats.org/wordprocessingml/2006/main" xmlns:w14="http://schemas.microsoft.com/office/word/2010/wordml" xmlns:w15="http://schemas.microsoft.com/office/word/2012/wordml" xmlns:w16cid="http://schemas.microsoft.com/office/word/2016/wordml/cid" xmlns:w16se="http://schemas.microsoft.com/office/word/2015/wordml/symex" xmlns:wpg="http://schemas.microsoft.com/office/word/2010/wordprocessingGroup" xmlns:wpi="http://schemas.microsoft.com/office/word/2010/wordprocessingInk" xmlns:wne="http://schemas.microsoft.com/office/word/2006/wordml" xmlns:wps="http://schemas.microsoft.com/office/word/2010/wordprocessingShape" mc:Ignorable="w14 w15 w16se w16cid wp14">
+<w:ftr xmlns:wpc="http://schemas.microsoft.com/office/word/2010/wordprocessingCanvas" xmlns:cx="http://schemas.microsoft.com/office/drawing/2014/chartex" xmlns:cx1="http://schemas.microsoft.com/office/drawing/2015/9/8/chartex" xmlns:cx2="http://schemas.microsoft.com/office/drawing/2015/10/21/chartex" xmlns:cx3="http://schemas.microsoft.com/office/drawing/2016/5/9/chartex" xmlns:cx4="http://schemas.microsoft.com/office/drawing/2016/5/10/chartex" xmlns:cx5="http://schemas.microsoft.com/office/drawing/2016/5/11/chartex" xmlns:cx6="http://schemas.microsoft.com/office/drawing/2016/5/12/chartex" xmlns:cx7="http://schemas.microsoft.com/office/drawing/2016/5/13/chartex" xmlns:cx8="http://schemas.microsoft.com/office/drawing/2016/5/14/chartex" xmlns:mc="http://schemas.openxmlformats.org/markup-compatibility/2006" xmlns:aink="http://schemas.microsoft.com/office/drawing/2016/ink" xmlns:am3d="http://schemas.microsoft.com/office/drawing/2017/model3d" xmlns:o="urn:schemas-microsoft-com:office:office" xmlns:oel="http://schemas.microsoft.com/office/2019/extlst" xmlns:r="http://schemas.openxmlformats.org/officeDocument/2006/relationships" xmlns:m="http://schemas.openxmlformats.org/officeDocument/2006/math" xmlns:v="urn:schemas-microsoft-com:vml" xmlns:wp14="http://schemas.microsoft.com/office/word/2010/wordprocessingDrawing" xmlns:wp="http://schemas.openxmlformats.org/drawingml/2006/wordprocessingDrawing" xmlns:w10="urn:schemas-microsoft-com:office:word" xmlns:w="http://schemas.openxmlformats.org/wordprocessingml/2006/main" xmlns:w14="http://schemas.microsoft.com/office/word/2010/wordml" xmlns:w15="http://schemas.microsoft.com/office/word/2012/wordml" xmlns:w16cex="http://schemas.microsoft.com/office/word/2018/wordml/cex" xmlns:w16cid="http://schemas.microsoft.com/office/word/2016/wordml/cid" xmlns:w16="http://schemas.microsoft.com/office/word/2018/wordml" xmlns:w16du="http://schemas.microsoft.com/office/word/2023/wordml/word16du" xmlns:w16sdtdh="http://schemas.microsoft.com/office/word/2020/wordml/sdtdatahash" xmlns:w16sdtfl="http://schemas.microsoft.com/office/word/2024/wordml/sdtformatlock" xmlns:w16se="http://schemas.microsoft.com/office/word/2015/wordml/symex" xmlns:wpg="http://schemas.microsoft.com/office/word/2010/wordprocessingGroup" xmlns:wpi="http://schemas.microsoft.com/office/word/2010/wordprocessingInk" xmlns:wne="http://schemas.microsoft.com/office/word/2006/wordml" xmlns:wps="http://schemas.microsoft.com/office/word/2010/wordprocessingShape" mc:Ignorable="w14 w15 w16se w16cid w16 w16cex w16sdtdh w16sdtfl w16du wp14">
   <w:sdt>
     <w:sdtPr>
       <w:id w:val="-1202933295"/>
@@ -21642,7 +21474,7 @@
 </file>
 
 <file path=word/footnotes.xml><?xml version="1.0" encoding="utf-8"?>
-<w:footnotes xmlns:wpc="http://schemas.microsoft.com/office/word/2010/wordprocessingCanvas" xmlns:cx="http://schemas.microsoft.com/office/drawing/2014/chartex" xmlns:cx1="http://schemas.microsoft.com/office/drawing/2015/9/8/chartex" xmlns:cx2="http://schemas.microsoft.com/office/drawing/2015/10/21/chartex" xmlns:cx3="http://schemas.microsoft.com/office/drawing/2016/5/9/chartex" xmlns:cx4="http://schemas.microsoft.com/office/drawing/2016/5/10/chartex" xmlns:cx5="http://schemas.microsoft.com/office/drawing/2016/5/11/chartex" xmlns:cx6="http://schemas.microsoft.com/office/drawing/2016/5/12/chartex" xmlns:cx7="http://schemas.microsoft.com/office/drawing/2016/5/13/chartex" xmlns:cx8="http://schemas.microsoft.com/office/drawing/2016/5/14/chartex" xmlns:mc="http://schemas.openxmlformats.org/markup-compatibility/2006" xmlns:aink="http://schemas.microsoft.com/office/drawing/2016/ink" xmlns:am3d="http://schemas.microsoft.com/office/drawing/2017/model3d" xmlns:o="urn:schemas-microsoft-com:office:office" xmlns:r="http://schemas.openxmlformats.org/officeDocument/2006/relationships" xmlns:m="http://schemas.openxmlformats.org/officeDocument/2006/math" xmlns:v="urn:schemas-microsoft-com:vml" xmlns:wp14="http://schemas.microsoft.com/office/word/2010/wordprocessingDrawing" xmlns:wp="http://schemas.openxmlformats.org/drawingml/2006/wordprocessingDrawing" xmlns:w10="urn:schemas-microsoft-com:office:word" xmlns:w="http://schemas.openxmlformats.org/wordprocessingml/2006/main" xmlns:w14="http://schemas.microsoft.com/office/word/2010/wordml" xmlns:w15="http://schemas.microsoft.com/office/word/2012/wordml" xmlns:w16cid="http://schemas.microsoft.com/office/word/2016/wordml/cid" xmlns:w16se="http://schemas.microsoft.com/office/word/2015/wordml/symex" xmlns:wpg="http://schemas.microsoft.com/office/word/2010/wordprocessingGroup" xmlns:wpi="http://schemas.microsoft.com/office/word/2010/wordprocessingInk" xmlns:wne="http://schemas.microsoft.com/office/word/2006/wordml" xmlns:wps="http://schemas.microsoft.com/office/word/2010/wordprocessingShape" mc:Ignorable="w14 w15 w16se w16cid wp14">
+<w:footnotes xmlns:wpc="http://schemas.microsoft.com/office/word/2010/wordprocessingCanvas" xmlns:cx="http://schemas.microsoft.com/office/drawing/2014/chartex" xmlns:cx1="http://schemas.microsoft.com/office/drawing/2015/9/8/chartex" xmlns:cx2="http://schemas.microsoft.com/office/drawing/2015/10/21/chartex" xmlns:cx3="http://schemas.microsoft.com/office/drawing/2016/5/9/chartex" xmlns:cx4="http://schemas.microsoft.com/office/drawing/2016/5/10/chartex" xmlns:cx5="http://schemas.microsoft.com/office/drawing/2016/5/11/chartex" xmlns:cx6="http://schemas.microsoft.com/office/drawing/2016/5/12/chartex" xmlns:cx7="http://schemas.microsoft.com/office/drawing/2016/5/13/chartex" xmlns:cx8="http://schemas.microsoft.com/office/drawing/2016/5/14/chartex" xmlns:mc="http://schemas.openxmlformats.org/markup-compatibility/2006" xmlns:aink="http://schemas.microsoft.com/office/drawing/2016/ink" xmlns:am3d="http://schemas.microsoft.com/office/drawing/2017/model3d" xmlns:o="urn:schemas-microsoft-com:office:office" xmlns:oel="http://schemas.microsoft.com/office/2019/extlst" xmlns:r="http://schemas.openxmlformats.org/officeDocument/2006/relationships" xmlns:m="http://schemas.openxmlformats.org/officeDocument/2006/math" xmlns:v="urn:schemas-microsoft-com:vml" xmlns:wp14="http://schemas.microsoft.com/office/word/2010/wordprocessingDrawing" xmlns:wp="http://schemas.openxmlformats.org/drawingml/2006/wordprocessingDrawing" xmlns:w10="urn:schemas-microsoft-com:office:word" xmlns:w="http://schemas.openxmlformats.org/wordprocessingml/2006/main" xmlns:w14="http://schemas.microsoft.com/office/word/2010/wordml" xmlns:w15="http://schemas.microsoft.com/office/word/2012/wordml" xmlns:w16cex="http://schemas.microsoft.com/office/word/2018/wordml/cex" xmlns:w16cid="http://schemas.microsoft.com/office/word/2016/wordml/cid" xmlns:w16="http://schemas.microsoft.com/office/word/2018/wordml" xmlns:w16du="http://schemas.microsoft.com/office/word/2023/wordml/word16du" xmlns:w16sdtdh="http://schemas.microsoft.com/office/word/2020/wordml/sdtdatahash" xmlns:w16sdtfl="http://schemas.microsoft.com/office/word/2024/wordml/sdtformatlock" xmlns:w16se="http://schemas.microsoft.com/office/word/2015/wordml/symex" xmlns:wpg="http://schemas.microsoft.com/office/word/2010/wordprocessingGroup" xmlns:wpi="http://schemas.microsoft.com/office/word/2010/wordprocessingInk" xmlns:wne="http://schemas.microsoft.com/office/word/2006/wordml" xmlns:wps="http://schemas.microsoft.com/office/word/2010/wordprocessingShape" mc:Ignorable="w14 w15 w16se w16cid w16 w16cex w16sdtdh w16sdtfl w16du wp14">
   <w:footnote w:type="separator" w:id="-1">
     <w:p>
       <w:pPr>
@@ -21667,7 +21499,7 @@
 </file>
 
 <file path=word/numbering.xml><?xml version="1.0" encoding="utf-8"?>
-<w:numbering xmlns:wpc="http://schemas.microsoft.com/office/word/2010/wordprocessingCanvas" xmlns:cx="http://schemas.microsoft.com/office/drawing/2014/chartex" xmlns:cx1="http://schemas.microsoft.com/office/drawing/2015/9/8/chartex" xmlns:cx2="http://schemas.microsoft.com/office/drawing/2015/10/21/chartex" xmlns:cx3="http://schemas.microsoft.com/office/drawing/2016/5/9/chartex" xmlns:cx4="http://schemas.microsoft.com/office/drawing/2016/5/10/chartex" xmlns:cx5="http://schemas.microsoft.com/office/drawing/2016/5/11/chartex" xmlns:cx6="http://schemas.microsoft.com/office/drawing/2016/5/12/chartex" xmlns:cx7="http://schemas.microsoft.com/office/drawing/2016/5/13/chartex" xmlns:cx8="http://schemas.microsoft.com/office/drawing/2016/5/14/chartex" xmlns:mc="http://schemas.openxmlformats.org/markup-compatibility/2006" xmlns:aink="http://schemas.microsoft.com/office/drawing/2016/ink" xmlns:am3d="http://schemas.microsoft.com/office/drawing/2017/model3d" xmlns:o="urn:schemas-microsoft-com:office:office" xmlns:r="http://schemas.openxmlformats.org/officeDocument/2006/relationships" xmlns:m="http://schemas.openxmlformats.org/officeDocument/2006/math" xmlns:v="urn:schemas-microsoft-com:vml" xmlns:wp14="http://schemas.microsoft.com/office/word/2010/wordprocessingDrawing" xmlns:wp="http://schemas.openxmlformats.org/drawingml/2006/wordprocessingDrawing" xmlns:w10="urn:schemas-microsoft-com:office:word" xmlns:w="http://schemas.openxmlformats.org/wordprocessingml/2006/main" xmlns:w14="http://schemas.microsoft.com/office/word/2010/wordml" xmlns:w15="http://schemas.microsoft.com/office/word/2012/wordml" xmlns:w16cid="http://schemas.microsoft.com/office/word/2016/wordml/cid" xmlns:w16se="http://schemas.microsoft.com/office/word/2015/wordml/symex" xmlns:wpg="http://schemas.microsoft.com/office/word/2010/wordprocessingGroup" xmlns:wpi="http://schemas.microsoft.com/office/word/2010/wordprocessingInk" xmlns:wne="http://schemas.microsoft.com/office/word/2006/wordml" xmlns:wps="http://schemas.microsoft.com/office/word/2010/wordprocessingShape" mc:Ignorable="w14 w15 w16se w16cid wp14">
+<w:numbering xmlns:wpc="http://schemas.microsoft.com/office/word/2010/wordprocessingCanvas" xmlns:cx="http://schemas.microsoft.com/office/drawing/2014/chartex" xmlns:cx1="http://schemas.microsoft.com/office/drawing/2015/9/8/chartex" xmlns:cx2="http://schemas.microsoft.com/office/drawing/2015/10/21/chartex" xmlns:cx3="http://schemas.microsoft.com/office/drawing/2016/5/9/chartex" xmlns:cx4="http://schemas.microsoft.com/office/drawing/2016/5/10/chartex" xmlns:cx5="http://schemas.microsoft.com/office/drawing/2016/5/11/chartex" xmlns:cx6="http://schemas.microsoft.com/office/drawing/2016/5/12/chartex" xmlns:cx7="http://schemas.microsoft.com/office/drawing/2016/5/13/chartex" xmlns:cx8="http://schemas.microsoft.com/office/drawing/2016/5/14/chartex" xmlns:mc="http://schemas.openxmlformats.org/markup-compatibility/2006" xmlns:aink="http://schemas.microsoft.com/office/drawing/2016/ink" xmlns:am3d="http://schemas.microsoft.com/office/drawing/2017/model3d" xmlns:o="urn:schemas-microsoft-com:office:office" xmlns:oel="http://schemas.microsoft.com/office/2019/extlst" xmlns:r="http://schemas.openxmlformats.org/officeDocument/2006/relationships" xmlns:m="http://schemas.openxmlformats.org/officeDocument/2006/math" xmlns:v="urn:schemas-microsoft-com:vml" xmlns:wp14="http://schemas.microsoft.com/office/word/2010/wordprocessingDrawing" xmlns:wp="http://schemas.openxmlformats.org/drawingml/2006/wordprocessingDrawing" xmlns:w10="urn:schemas-microsoft-com:office:word" xmlns:w="http://schemas.openxmlformats.org/wordprocessingml/2006/main" xmlns:w14="http://schemas.microsoft.com/office/word/2010/wordml" xmlns:w15="http://schemas.microsoft.com/office/word/2012/wordml" xmlns:w16cex="http://schemas.microsoft.com/office/word/2018/wordml/cex" xmlns:w16cid="http://schemas.microsoft.com/office/word/2016/wordml/cid" xmlns:w16="http://schemas.microsoft.com/office/word/2018/wordml" xmlns:w16du="http://schemas.microsoft.com/office/word/2023/wordml/word16du" xmlns:w16sdtdh="http://schemas.microsoft.com/office/word/2020/wordml/sdtdatahash" xmlns:w16sdtfl="http://schemas.microsoft.com/office/word/2024/wordml/sdtformatlock" xmlns:w16se="http://schemas.microsoft.com/office/word/2015/wordml/symex" xmlns:wpg="http://schemas.microsoft.com/office/word/2010/wordprocessingGroup" xmlns:wpi="http://schemas.microsoft.com/office/word/2010/wordprocessingInk" xmlns:wne="http://schemas.microsoft.com/office/word/2006/wordml" xmlns:wps="http://schemas.microsoft.com/office/word/2010/wordprocessingShape" mc:Ignorable="w14 w15 w16se w16cid w16 w16cex w16sdtdh w16sdtfl w16du wp14">
   <w:abstractNum w:abstractNumId="0" w15:restartNumberingAfterBreak="0">
     <w:nsid w:val="00381340"/>
     <w:multiLevelType w:val="hybridMultilevel"/>
@@ -27900,79 +27732,79 @@
       </w:rPr>
     </w:lvl>
   </w:abstractNum>
-  <w:num w:numId="1">
+  <w:num w:numId="1" w16cid:durableId="464086176">
     <w:abstractNumId w:val="16"/>
   </w:num>
-  <w:num w:numId="2">
+  <w:num w:numId="2" w16cid:durableId="1132484357">
     <w:abstractNumId w:val="10"/>
   </w:num>
-  <w:num w:numId="3">
+  <w:num w:numId="3" w16cid:durableId="678234409">
     <w:abstractNumId w:val="29"/>
   </w:num>
-  <w:num w:numId="4">
+  <w:num w:numId="4" w16cid:durableId="389617496">
     <w:abstractNumId w:val="45"/>
   </w:num>
-  <w:num w:numId="5">
+  <w:num w:numId="5" w16cid:durableId="360907967">
     <w:abstractNumId w:val="52"/>
   </w:num>
-  <w:num w:numId="6">
+  <w:num w:numId="6" w16cid:durableId="1802573530">
     <w:abstractNumId w:val="49"/>
   </w:num>
-  <w:num w:numId="7">
+  <w:num w:numId="7" w16cid:durableId="2023124886">
     <w:abstractNumId w:val="39"/>
   </w:num>
-  <w:num w:numId="8">
+  <w:num w:numId="8" w16cid:durableId="161359496">
     <w:abstractNumId w:val="17"/>
   </w:num>
-  <w:num w:numId="9">
+  <w:num w:numId="9" w16cid:durableId="754934134">
     <w:abstractNumId w:val="38"/>
   </w:num>
-  <w:num w:numId="10">
+  <w:num w:numId="10" w16cid:durableId="1010913890">
     <w:abstractNumId w:val="18"/>
   </w:num>
-  <w:num w:numId="11">
+  <w:num w:numId="11" w16cid:durableId="843784282">
     <w:abstractNumId w:val="24"/>
   </w:num>
-  <w:num w:numId="12">
+  <w:num w:numId="12" w16cid:durableId="851259180">
     <w:abstractNumId w:val="51"/>
   </w:num>
-  <w:num w:numId="13">
+  <w:num w:numId="13" w16cid:durableId="1954896819">
     <w:abstractNumId w:val="1"/>
   </w:num>
-  <w:num w:numId="14">
+  <w:num w:numId="14" w16cid:durableId="2091735335">
     <w:abstractNumId w:val="30"/>
   </w:num>
-  <w:num w:numId="15">
+  <w:num w:numId="15" w16cid:durableId="767388390">
     <w:abstractNumId w:val="42"/>
   </w:num>
-  <w:num w:numId="16">
+  <w:num w:numId="16" w16cid:durableId="644817045">
     <w:abstractNumId w:val="13"/>
   </w:num>
-  <w:num w:numId="17">
+  <w:num w:numId="17" w16cid:durableId="1686709678">
     <w:abstractNumId w:val="46"/>
   </w:num>
-  <w:num w:numId="18">
+  <w:num w:numId="18" w16cid:durableId="1619752194">
     <w:abstractNumId w:val="26"/>
   </w:num>
-  <w:num w:numId="19">
+  <w:num w:numId="19" w16cid:durableId="2006785383">
     <w:abstractNumId w:val="40"/>
   </w:num>
-  <w:num w:numId="20">
+  <w:num w:numId="20" w16cid:durableId="1838108905">
     <w:abstractNumId w:val="32"/>
   </w:num>
-  <w:num w:numId="21">
+  <w:num w:numId="21" w16cid:durableId="1289510891">
     <w:abstractNumId w:val="0"/>
   </w:num>
-  <w:num w:numId="22">
+  <w:num w:numId="22" w16cid:durableId="1875918428">
     <w:abstractNumId w:val="34"/>
   </w:num>
-  <w:num w:numId="23">
+  <w:num w:numId="23" w16cid:durableId="1881673894">
     <w:abstractNumId w:val="3"/>
   </w:num>
-  <w:num w:numId="24">
+  <w:num w:numId="24" w16cid:durableId="1808620093">
     <w:abstractNumId w:val="50"/>
   </w:num>
-  <w:num w:numId="25">
+  <w:num w:numId="25" w16cid:durableId="1004480373">
     <w:abstractNumId w:val="23"/>
     <w:lvlOverride w:ilvl="0">
       <w:startOverride w:val="1"/>
@@ -28002,10 +27834,10 @@
       <w:startOverride w:val="1"/>
     </w:lvlOverride>
   </w:num>
-  <w:num w:numId="26">
+  <w:num w:numId="26" w16cid:durableId="877933522">
     <w:abstractNumId w:val="28"/>
   </w:num>
-  <w:num w:numId="27">
+  <w:num w:numId="27" w16cid:durableId="718868364">
     <w:abstractNumId w:val="16"/>
     <w:lvlOverride w:ilvl="0">
       <w:startOverride w:val="1"/>
@@ -28035,49 +27867,49 @@
       <w:startOverride w:val="1"/>
     </w:lvlOverride>
   </w:num>
-  <w:num w:numId="28">
+  <w:num w:numId="28" w16cid:durableId="1276598572">
     <w:abstractNumId w:val="44"/>
   </w:num>
-  <w:num w:numId="29">
+  <w:num w:numId="29" w16cid:durableId="755201799">
     <w:abstractNumId w:val="9"/>
   </w:num>
-  <w:num w:numId="30">
+  <w:num w:numId="30" w16cid:durableId="904531317">
     <w:abstractNumId w:val="47"/>
   </w:num>
-  <w:num w:numId="31">
+  <w:num w:numId="31" w16cid:durableId="483394427">
     <w:abstractNumId w:val="8"/>
   </w:num>
-  <w:num w:numId="32">
+  <w:num w:numId="32" w16cid:durableId="8027786">
     <w:abstractNumId w:val="7"/>
   </w:num>
-  <w:num w:numId="33">
+  <w:num w:numId="33" w16cid:durableId="512571330">
     <w:abstractNumId w:val="21"/>
   </w:num>
-  <w:num w:numId="34">
+  <w:num w:numId="34" w16cid:durableId="1740516928">
     <w:abstractNumId w:val="11"/>
   </w:num>
-  <w:num w:numId="35">
+  <w:num w:numId="35" w16cid:durableId="612521627">
     <w:abstractNumId w:val="4"/>
   </w:num>
-  <w:num w:numId="36">
+  <w:num w:numId="36" w16cid:durableId="1257326517">
     <w:abstractNumId w:val="19"/>
   </w:num>
-  <w:num w:numId="37">
+  <w:num w:numId="37" w16cid:durableId="418256968">
     <w:abstractNumId w:val="14"/>
   </w:num>
-  <w:num w:numId="38">
+  <w:num w:numId="38" w16cid:durableId="203031451">
     <w:abstractNumId w:val="12"/>
   </w:num>
-  <w:num w:numId="39">
+  <w:num w:numId="39" w16cid:durableId="1461261934">
     <w:abstractNumId w:val="37"/>
   </w:num>
-  <w:num w:numId="40">
+  <w:num w:numId="40" w16cid:durableId="717169270">
     <w:abstractNumId w:val="33"/>
   </w:num>
-  <w:num w:numId="41">
+  <w:num w:numId="41" w16cid:durableId="1426270907">
     <w:abstractNumId w:val="27"/>
   </w:num>
-  <w:num w:numId="42">
+  <w:num w:numId="42" w16cid:durableId="1776093747">
     <w:abstractNumId w:val="22"/>
     <w:lvlOverride w:ilvl="0">
       <w:startOverride w:val="1"/>
@@ -28107,7 +27939,7 @@
       <w:startOverride w:val="1"/>
     </w:lvlOverride>
   </w:num>
-  <w:num w:numId="43">
+  <w:num w:numId="43" w16cid:durableId="1377778220">
     <w:abstractNumId w:val="31"/>
     <w:lvlOverride w:ilvl="0">
       <w:startOverride w:val="1"/>
@@ -28137,40 +27969,40 @@
       <w:startOverride w:val="1"/>
     </w:lvlOverride>
   </w:num>
-  <w:num w:numId="44">
+  <w:num w:numId="44" w16cid:durableId="367411781">
     <w:abstractNumId w:val="20"/>
   </w:num>
-  <w:num w:numId="45">
+  <w:num w:numId="45" w16cid:durableId="834999830">
     <w:abstractNumId w:val="54"/>
   </w:num>
-  <w:num w:numId="46">
+  <w:num w:numId="46" w16cid:durableId="1864129814">
     <w:abstractNumId w:val="53"/>
   </w:num>
-  <w:num w:numId="47">
+  <w:num w:numId="47" w16cid:durableId="540020317">
     <w:abstractNumId w:val="55"/>
   </w:num>
-  <w:num w:numId="48">
+  <w:num w:numId="48" w16cid:durableId="329144577">
     <w:abstractNumId w:val="35"/>
   </w:num>
-  <w:num w:numId="49">
+  <w:num w:numId="49" w16cid:durableId="1258515790">
     <w:abstractNumId w:val="25"/>
   </w:num>
-  <w:num w:numId="50">
+  <w:num w:numId="50" w16cid:durableId="1161118561">
     <w:abstractNumId w:val="15"/>
   </w:num>
-  <w:num w:numId="51">
+  <w:num w:numId="51" w16cid:durableId="515005333">
     <w:abstractNumId w:val="2"/>
   </w:num>
-  <w:num w:numId="52">
+  <w:num w:numId="52" w16cid:durableId="635110947">
     <w:abstractNumId w:val="36"/>
   </w:num>
-  <w:num w:numId="53">
+  <w:num w:numId="53" w16cid:durableId="1480918946">
     <w:abstractNumId w:val="5"/>
   </w:num>
-  <w:num w:numId="54">
+  <w:num w:numId="54" w16cid:durableId="554663281">
     <w:abstractNumId w:val="41"/>
   </w:num>
-  <w:num w:numId="55">
+  <w:num w:numId="55" w16cid:durableId="313995071">
     <w:abstractNumId w:val="43"/>
     <w:lvlOverride w:ilvl="0">
       <w:startOverride w:val="1"/>
@@ -28200,10 +28032,10 @@
       <w:startOverride w:val="1"/>
     </w:lvlOverride>
   </w:num>
-  <w:num w:numId="56">
+  <w:num w:numId="56" w16cid:durableId="1001159944">
     <w:abstractNumId w:val="48"/>
   </w:num>
-  <w:num w:numId="57">
+  <w:num w:numId="57" w16cid:durableId="684403365">
     <w:abstractNumId w:val="6"/>
   </w:num>
   <w:numIdMacAtCleanup w:val="56"/>
@@ -28211,7 +28043,7 @@
 </file>
 
 <file path=word/styles.xml><?xml version="1.0" encoding="utf-8"?>
-<w:styles xmlns:mc="http://schemas.openxmlformats.org/markup-compatibility/2006" xmlns:r="http://schemas.openxmlformats.org/officeDocument/2006/relationships" xmlns:w="http://schemas.openxmlformats.org/wordprocessingml/2006/main" xmlns:w14="http://schemas.microsoft.com/office/word/2010/wordml" xmlns:w15="http://schemas.microsoft.com/office/word/2012/wordml" xmlns:w16cid="http://schemas.microsoft.com/office/word/2016/wordml/cid" xmlns:w16se="http://schemas.microsoft.com/office/word/2015/wordml/symex" mc:Ignorable="w14 w15 w16se w16cid">
+<w:styles xmlns:mc="http://schemas.openxmlformats.org/markup-compatibility/2006" xmlns:r="http://schemas.openxmlformats.org/officeDocument/2006/relationships" xmlns:w="http://schemas.openxmlformats.org/wordprocessingml/2006/main" xmlns:w14="http://schemas.microsoft.com/office/word/2010/wordml" xmlns:w15="http://schemas.microsoft.com/office/word/2012/wordml" xmlns:w16cex="http://schemas.microsoft.com/office/word/2018/wordml/cex" xmlns:w16cid="http://schemas.microsoft.com/office/word/2016/wordml/cid" xmlns:w16="http://schemas.microsoft.com/office/word/2018/wordml" xmlns:w16du="http://schemas.microsoft.com/office/word/2023/wordml/word16du" xmlns:w16sdtdh="http://schemas.microsoft.com/office/word/2020/wordml/sdtdatahash" xmlns:w16sdtfl="http://schemas.microsoft.com/office/word/2024/wordml/sdtformatlock" xmlns:w16se="http://schemas.microsoft.com/office/word/2015/wordml/symex" mc:Ignorable="w14 w15 w16se w16cid w16 w16cex w16sdtdh w16sdtfl w16du">
   <w:docDefaults>
     <w:rPrDefault>
       <w:rPr>
@@ -28229,7 +28061,7 @@
       </w:pPr>
     </w:pPrDefault>
   </w:docDefaults>
-  <w:latentStyles w:defLockedState="0" w:defUIPriority="99" w:defSemiHidden="0" w:defUnhideWhenUsed="0" w:defQFormat="0" w:count="375">
+  <w:latentStyles w:defLockedState="0" w:defUIPriority="99" w:defSemiHidden="0" w:defUnhideWhenUsed="0" w:defQFormat="0" w:count="376">
     <w:lsdException w:name="Normal" w:uiPriority="0"/>
     <w:lsdException w:name="heading 1" w:uiPriority="9" w:qFormat="1"/>
     <w:lsdException w:name="heading 2" w:semiHidden="1" w:uiPriority="9" w:unhideWhenUsed="1" w:qFormat="1"/>
@@ -28605,6 +28437,7 @@
     <w:lsdException w:name="Smart Hyperlink" w:semiHidden="1" w:unhideWhenUsed="1"/>
     <w:lsdException w:name="Hashtag" w:semiHidden="1" w:unhideWhenUsed="1"/>
     <w:lsdException w:name="Unresolved Mention" w:semiHidden="1" w:unhideWhenUsed="1"/>
+    <w:lsdException w:name="Smart Link" w:semiHidden="1" w:unhideWhenUsed="1"/>
   </w:latentStyles>
   <w:style w:type="paragraph" w:default="1" w:styleId="Normal">
     <w:name w:val="Normal"/>
